--- a/C_codespace/2 kurs/3-rd senester/Algorithms and Data Structure/Laboratory work/Laba #4/Dima/БПИ24-02_Пузынин_Лабораторная_работа_#4.docx
+++ b/C_codespace/2 kurs/3-rd senester/Algorithms and Data Structure/Laboratory work/Laba #4/Dima/БПИ24-02_Пузынин_Лабораторная_работа_#4.docx
@@ -450,18 +450,8 @@
           <w:u w:val="single"/>
           <w:lang w:eastAsia="ru-RU"/>
         </w:rPr>
-        <w:t> </w:t>
-      </w:r>
-      <w:proofErr w:type="spellStart"/>
-      <w:r>
-        <w:rPr>
-          <w:szCs w:val="28"/>
-          <w:u w:val="single"/>
-          <w:lang w:eastAsia="ru-RU"/>
-        </w:rPr>
-        <w:t>Тынченко</w:t>
-      </w:r>
-      <w:proofErr w:type="spellEnd"/>
+        <w:t> Тынченко</w:t>
+      </w:r>
       <w:r>
         <w:rPr>
           <w:szCs w:val="28"/>
@@ -1673,7 +1663,6 @@
       <w:r>
         <w:t xml:space="preserve">Была реализована структура </w:t>
       </w:r>
-      <w:proofErr w:type="spellStart"/>
       <w:r>
         <w:rPr>
           <w:b/>
@@ -1681,9 +1670,35 @@
           <w:i/>
           <w:iCs/>
         </w:rPr>
-        <w:t>Node</w:t>
-      </w:r>
-      <w:proofErr w:type="spellEnd"/>
+        <w:t xml:space="preserve">Node </w:t>
+      </w:r>
+      <w:r>
+        <w:t>(</w:t>
+      </w:r>
+      <w:r>
+        <w:fldChar w:fldCharType="begin"/>
+      </w:r>
+      <w:r>
+        <w:instrText xml:space="preserve"> REF _Ref213451043 \h </w:instrText>
+      </w:r>
+      <w:r>
+        <w:fldChar w:fldCharType="separate"/>
+      </w:r>
+      <w:r>
+        <w:t xml:space="preserve">Рисунок </w:t>
+      </w:r>
+      <w:r>
+        <w:rPr>
+          <w:noProof/>
+        </w:rPr>
+        <w:t>1</w:t>
+      </w:r>
+      <w:r>
+        <w:fldChar w:fldCharType="end"/>
+      </w:r>
+      <w:r>
+        <w:t xml:space="preserve">), которая хранит значение узла и указатели на левое и правое поддеревья, а также поле </w:t>
+      </w:r>
       <w:r>
         <w:rPr>
           <w:b/>
@@ -1691,83 +1706,38 @@
           <w:i/>
           <w:iCs/>
         </w:rPr>
-        <w:t xml:space="preserve"> </w:t>
-      </w:r>
-      <w:r>
-        <w:t>(</w:t>
-      </w:r>
-      <w:r>
-        <w:fldChar w:fldCharType="begin"/>
-      </w:r>
-      <w:r>
-        <w:instrText xml:space="preserve"> REF _Ref213451043 \h </w:instrText>
-      </w:r>
-      <w:r>
-        <w:fldChar w:fldCharType="separate"/>
-      </w:r>
-      <w:r>
-        <w:t xml:space="preserve">Рисунок </w:t>
-      </w:r>
-      <w:r>
-        <w:rPr>
-          <w:noProof/>
-        </w:rPr>
-        <w:t>1</w:t>
-      </w:r>
-      <w:r>
-        <w:fldChar w:fldCharType="end"/>
-      </w:r>
-      <w:r>
-        <w:t>)</w:t>
-      </w:r>
-      <w:r>
-        <w:t xml:space="preserve">, которая хранит значение узла и указатели на левое и правое поддеревья, а также поле </w:t>
-      </w:r>
-      <w:proofErr w:type="spellStart"/>
-      <w:r>
-        <w:rPr>
-          <w:b/>
-          <w:bCs/>
+        <w:t>height</w:t>
+      </w:r>
+      <w:r>
+        <w:t xml:space="preserve"> для балансировки.</w:t>
+      </w:r>
+    </w:p>
+    <w:p>
+      <w:pPr>
+        <w:keepNext/>
+      </w:pPr>
+      <w:r>
+        <w:t xml:space="preserve">На основе структуры </w:t>
+      </w:r>
+      <w:r>
+        <w:rPr>
           <w:i/>
           <w:iCs/>
         </w:rPr>
-        <w:t>height</w:t>
-      </w:r>
-      <w:proofErr w:type="spellEnd"/>
-      <w:r>
-        <w:t xml:space="preserve"> для балансировки.</w:t>
-      </w:r>
-    </w:p>
-    <w:p>
-      <w:pPr>
-        <w:keepNext/>
-      </w:pPr>
-      <w:r>
-        <w:t xml:space="preserve">На основе структуры </w:t>
-      </w:r>
-      <w:proofErr w:type="spellStart"/>
-      <w:r>
-        <w:rPr>
+        <w:t>Node</w:t>
+      </w:r>
+      <w:r>
+        <w:t xml:space="preserve"> был создан класс </w:t>
+      </w:r>
+      <w:r>
+        <w:rPr>
+          <w:b/>
+          <w:bCs/>
           <w:i/>
           <w:iCs/>
         </w:rPr>
-        <w:t>Node</w:t>
-      </w:r>
-      <w:proofErr w:type="spellEnd"/>
-      <w:r>
-        <w:t xml:space="preserve"> был создан класс </w:t>
-      </w:r>
-      <w:proofErr w:type="spellStart"/>
-      <w:r>
-        <w:rPr>
-          <w:b/>
-          <w:bCs/>
-          <w:i/>
-          <w:iCs/>
-        </w:rPr>
         <w:t>Tree</w:t>
       </w:r>
-      <w:proofErr w:type="spellEnd"/>
       <w:r>
         <w:t xml:space="preserve"> (</w:t>
       </w:r>
@@ -1793,10 +1763,7 @@
         <w:fldChar w:fldCharType="end"/>
       </w:r>
       <w:r>
-        <w:t>)</w:t>
-      </w:r>
-      <w:r>
-        <w:t>, обеспечивающий:</w:t>
+        <w:t>), обеспечивающий:</w:t>
       </w:r>
     </w:p>
     <w:p>
@@ -2058,14 +2025,27 @@
       <w:r>
         <w:t xml:space="preserve">Рисунок </w:t>
       </w:r>
-      <w:fldSimple w:instr=" SEQ Рисунок \* ARABIC ">
-        <w:r>
-          <w:rPr>
-            <w:noProof/>
-          </w:rPr>
-          <w:t>1</w:t>
-        </w:r>
-      </w:fldSimple>
+      <w:r>
+        <w:fldChar w:fldCharType="begin"/>
+      </w:r>
+      <w:r>
+        <w:instrText xml:space="preserve"> SEQ Рисунок \* ARABIC </w:instrText>
+      </w:r>
+      <w:r>
+        <w:fldChar w:fldCharType="separate"/>
+      </w:r>
+      <w:r>
+        <w:rPr>
+          <w:noProof/>
+        </w:rPr>
+        <w:t>1</w:t>
+      </w:r>
+      <w:r>
+        <w:rPr>
+          <w:noProof/>
+        </w:rPr>
+        <w:fldChar w:fldCharType="end"/>
+      </w:r>
       <w:bookmarkEnd w:id="3"/>
       <w:r>
         <w:t xml:space="preserve"> – Структура </w:t>
@@ -2148,14 +2128,27 @@
       <w:r>
         <w:t xml:space="preserve">Рисунок </w:t>
       </w:r>
-      <w:fldSimple w:instr=" SEQ Рисунок \* ARABIC ">
-        <w:r>
-          <w:rPr>
-            <w:noProof/>
-          </w:rPr>
-          <w:t>2</w:t>
-        </w:r>
-      </w:fldSimple>
+      <w:r>
+        <w:fldChar w:fldCharType="begin"/>
+      </w:r>
+      <w:r>
+        <w:instrText xml:space="preserve"> SEQ Рисунок \* ARABIC </w:instrText>
+      </w:r>
+      <w:r>
+        <w:fldChar w:fldCharType="separate"/>
+      </w:r>
+      <w:r>
+        <w:rPr>
+          <w:noProof/>
+        </w:rPr>
+        <w:t>2</w:t>
+      </w:r>
+      <w:r>
+        <w:rPr>
+          <w:noProof/>
+        </w:rPr>
+        <w:fldChar w:fldCharType="end"/>
+      </w:r>
       <w:bookmarkEnd w:id="4"/>
       <w:r>
         <w:rPr>
@@ -2242,14 +2235,27 @@
       <w:r>
         <w:t xml:space="preserve">Рисунок </w:t>
       </w:r>
-      <w:fldSimple w:instr=" SEQ Рисунок \* ARABIC ">
-        <w:r>
-          <w:rPr>
-            <w:noProof/>
-          </w:rPr>
-          <w:t>3</w:t>
-        </w:r>
-      </w:fldSimple>
+      <w:r>
+        <w:fldChar w:fldCharType="begin"/>
+      </w:r>
+      <w:r>
+        <w:instrText xml:space="preserve"> SEQ Рисунок \* ARABIC </w:instrText>
+      </w:r>
+      <w:r>
+        <w:fldChar w:fldCharType="separate"/>
+      </w:r>
+      <w:r>
+        <w:rPr>
+          <w:noProof/>
+        </w:rPr>
+        <w:t>3</w:t>
+      </w:r>
+      <w:r>
+        <w:rPr>
+          <w:noProof/>
+        </w:rPr>
+        <w:fldChar w:fldCharType="end"/>
+      </w:r>
       <w:bookmarkEnd w:id="5"/>
       <w:r>
         <w:rPr>
@@ -2344,14 +2350,27 @@
       <w:r>
         <w:t xml:space="preserve">Рисунок </w:t>
       </w:r>
-      <w:fldSimple w:instr=" SEQ Рисунок \* ARABIC ">
-        <w:r>
-          <w:rPr>
-            <w:noProof/>
-          </w:rPr>
-          <w:t>4</w:t>
-        </w:r>
-      </w:fldSimple>
+      <w:r>
+        <w:fldChar w:fldCharType="begin"/>
+      </w:r>
+      <w:r>
+        <w:instrText xml:space="preserve"> SEQ Рисунок \* ARABIC </w:instrText>
+      </w:r>
+      <w:r>
+        <w:fldChar w:fldCharType="separate"/>
+      </w:r>
+      <w:r>
+        <w:rPr>
+          <w:noProof/>
+        </w:rPr>
+        <w:t>4</w:t>
+      </w:r>
+      <w:r>
+        <w:rPr>
+          <w:noProof/>
+        </w:rPr>
+        <w:fldChar w:fldCharType="end"/>
+      </w:r>
       <w:r>
         <w:t xml:space="preserve"> – Методы класса </w:t>
       </w:r>
@@ -2359,11 +2378,13 @@
         <w:rPr>
           <w:lang w:val="en-US"/>
         </w:rPr>
-        <w:t>Tree (2/2)</w:t>
-      </w:r>
-    </w:p>
-    <w:p>
-      <w:proofErr w:type="spellStart"/>
+        <w:t>Tree</w:t>
+      </w:r>
+      <w:r>
+        <w:t xml:space="preserve"> (2/2)</w:t>
+      </w:r>
+    </w:p>
+    <w:p>
       <w:r>
         <w:rPr>
           <w:b/>
@@ -2373,13 +2394,11 @@
         </w:rPr>
         <w:t>copy</w:t>
       </w:r>
-      <w:proofErr w:type="spellEnd"/>
       <w:r>
         <w:t xml:space="preserve"> – выполняет рекурсивное копирование бинарного дерева. Для каждого узла создаётся новый объект, а его потомки копируются тем же способом.</w:t>
       </w:r>
     </w:p>
     <w:p>
-      <w:proofErr w:type="spellStart"/>
       <w:r>
         <w:rPr>
           <w:b/>
@@ -2389,13 +2408,11 @@
         </w:rPr>
         <w:t>clear</w:t>
       </w:r>
-      <w:proofErr w:type="spellEnd"/>
       <w:r>
         <w:t xml:space="preserve"> – рекурсивно очищает дерево, удаляя все узлы и освобождая память.</w:t>
       </w:r>
     </w:p>
     <w:p>
-      <w:proofErr w:type="spellStart"/>
       <w:r>
         <w:rPr>
           <w:b/>
@@ -2405,7 +2422,6 @@
         </w:rPr>
         <w:t>add</w:t>
       </w:r>
-      <w:proofErr w:type="spellEnd"/>
       <w:r>
         <w:t xml:space="preserve"> – рекурсивно вставляет новый узел с заданным значением в</w:t>
       </w:r>
@@ -2423,7 +2439,6 @@
       </w:r>
     </w:p>
     <w:p>
-      <w:proofErr w:type="spellStart"/>
       <w:r>
         <w:rPr>
           <w:b/>
@@ -2433,13 +2448,11 @@
         </w:rPr>
         <w:t>search</w:t>
       </w:r>
-      <w:proofErr w:type="spellEnd"/>
       <w:r>
         <w:t xml:space="preserve"> – выполняет рекурсивный поиск узла по заданному значению ключа и возвращает указатель на найденный элемент.</w:t>
       </w:r>
     </w:p>
     <w:p>
-      <w:proofErr w:type="spellStart"/>
       <w:r>
         <w:rPr>
           <w:b/>
@@ -2449,13 +2462,11 @@
         </w:rPr>
         <w:t>findMin</w:t>
       </w:r>
-      <w:proofErr w:type="spellEnd"/>
       <w:r>
         <w:t xml:space="preserve"> – находит узел с минимальным значением в дереве, проходя по левым потомкам до конца.</w:t>
       </w:r>
     </w:p>
     <w:p>
-      <w:proofErr w:type="spellStart"/>
       <w:r>
         <w:rPr>
           <w:b/>
@@ -2466,13 +2477,11 @@
         <w:lastRenderedPageBreak/>
         <w:t>remove</w:t>
       </w:r>
-      <w:proofErr w:type="spellEnd"/>
       <w:r>
         <w:t xml:space="preserve"> – рекурсивно удаляет узел с указанным ключом. При необходимости перестраивает связи, чтобы сохранить корректность структуры дерева.</w:t>
       </w:r>
     </w:p>
     <w:p>
-      <w:proofErr w:type="spellStart"/>
       <w:r>
         <w:rPr>
           <w:b/>
@@ -2482,13 +2491,11 @@
         </w:rPr>
         <w:t>pre</w:t>
       </w:r>
-      <w:proofErr w:type="spellEnd"/>
       <w:r>
         <w:t xml:space="preserve"> – выполняет прямой (префиксный) обход дерева: сначала корень, затем левое и правое поддеревья.</w:t>
       </w:r>
     </w:p>
     <w:p>
-      <w:proofErr w:type="spellStart"/>
       <w:r>
         <w:rPr>
           <w:b/>
@@ -2498,13 +2505,11 @@
         </w:rPr>
         <w:t>in</w:t>
       </w:r>
-      <w:proofErr w:type="spellEnd"/>
       <w:r>
         <w:t xml:space="preserve"> – выполняет обратный (инфиксный) обход дерева: сначала левое поддерево, затем корень, потом правое.</w:t>
       </w:r>
     </w:p>
     <w:p>
-      <w:proofErr w:type="spellStart"/>
       <w:r>
         <w:rPr>
           <w:b/>
@@ -2514,13 +2519,11 @@
         </w:rPr>
         <w:t>post</w:t>
       </w:r>
-      <w:proofErr w:type="spellEnd"/>
       <w:r>
         <w:t xml:space="preserve"> – выполняет концевой (постфиксный) обход дерева: сначала левое и правое поддеревья, потом корень.</w:t>
       </w:r>
     </w:p>
     <w:p>
-      <w:proofErr w:type="spellStart"/>
       <w:r>
         <w:rPr>
           <w:b/>
@@ -2530,13 +2533,11 @@
         </w:rPr>
         <w:t>print</w:t>
       </w:r>
-      <w:proofErr w:type="spellEnd"/>
       <w:r>
         <w:t xml:space="preserve"> – выводит дерево на экран в наглядном виде с отступами, показывая структуру уровней.</w:t>
       </w:r>
     </w:p>
     <w:p>
-      <w:proofErr w:type="spellStart"/>
       <w:r>
         <w:rPr>
           <w:b/>
@@ -2546,13 +2547,11 @@
         </w:rPr>
         <w:t>collectValues</w:t>
       </w:r>
-      <w:proofErr w:type="spellEnd"/>
       <w:r>
         <w:t xml:space="preserve"> – собирает все значения узлов дерева в вектор для последующего вычисления среднего арифметического.</w:t>
       </w:r>
     </w:p>
     <w:p>
-      <w:proofErr w:type="spellStart"/>
       <w:r>
         <w:rPr>
           <w:b/>
@@ -2562,13 +2561,11 @@
         </w:rPr>
         <w:t>collectGreater</w:t>
       </w:r>
-      <w:proofErr w:type="spellEnd"/>
       <w:r>
         <w:t xml:space="preserve"> – рекурсивно проходит по дереву и добавляет в список пары (значение, уровень) для узлов, значения которых больше среднего арифметического.</w:t>
       </w:r>
     </w:p>
     <w:p>
-      <w:proofErr w:type="spellStart"/>
       <w:r>
         <w:rPr>
           <w:b/>
@@ -2578,7 +2575,6 @@
         </w:rPr>
         <w:t>compare</w:t>
       </w:r>
-      <w:proofErr w:type="spellEnd"/>
       <w:r>
         <w:t xml:space="preserve"> – выполняет рекурсивное сравнение двух деревьев, проверяя совпадение значений и структуры узлов.</w:t>
       </w:r>
@@ -2638,7 +2634,6 @@
       <w:r>
         <w:t xml:space="preserve"> класса </w:t>
       </w:r>
-      <w:proofErr w:type="spellStart"/>
       <w:r>
         <w:rPr>
           <w:i/>
@@ -2646,7 +2641,6 @@
         </w:rPr>
         <w:t>Tree</w:t>
       </w:r>
-      <w:proofErr w:type="spellEnd"/>
       <w:r>
         <w:t>, отвечающая за взаимодействие пользователя с бинарным деревом поиска.</w:t>
       </w:r>
@@ -2711,14 +2705,27 @@
       <w:r>
         <w:t xml:space="preserve">Рисунок </w:t>
       </w:r>
-      <w:fldSimple w:instr=" SEQ Рисунок \* ARABIC ">
-        <w:r>
-          <w:rPr>
-            <w:noProof/>
-          </w:rPr>
-          <w:t>5</w:t>
-        </w:r>
-      </w:fldSimple>
+      <w:r>
+        <w:fldChar w:fldCharType="begin"/>
+      </w:r>
+      <w:r>
+        <w:instrText xml:space="preserve"> SEQ Рисунок \* ARABIC </w:instrText>
+      </w:r>
+      <w:r>
+        <w:fldChar w:fldCharType="separate"/>
+      </w:r>
+      <w:r>
+        <w:rPr>
+          <w:noProof/>
+        </w:rPr>
+        <w:t>5</w:t>
+      </w:r>
+      <w:r>
+        <w:rPr>
+          <w:noProof/>
+        </w:rPr>
+        <w:fldChar w:fldCharType="end"/>
+      </w:r>
       <w:bookmarkEnd w:id="6"/>
       <w:r>
         <w:t xml:space="preserve"> – </w:t>
@@ -2735,7 +2742,6 @@
     </w:p>
     <w:p/>
     <w:p>
-      <w:proofErr w:type="spellStart"/>
       <w:proofErr w:type="gramStart"/>
       <w:r>
         <w:rPr>
@@ -2747,7 +2753,6 @@
         <w:lastRenderedPageBreak/>
         <w:t>preOrder</w:t>
       </w:r>
-      <w:proofErr w:type="spellEnd"/>
       <w:r>
         <w:rPr>
           <w:b/>
@@ -2784,7 +2789,6 @@
       </w:r>
     </w:p>
     <w:p>
-      <w:proofErr w:type="spellStart"/>
       <w:proofErr w:type="gramStart"/>
       <w:r>
         <w:rPr>
@@ -2795,7 +2799,6 @@
         </w:rPr>
         <w:t>inOrder</w:t>
       </w:r>
-      <w:proofErr w:type="spellEnd"/>
       <w:r>
         <w:rPr>
           <w:b/>
@@ -2832,7 +2835,6 @@
       </w:r>
     </w:p>
     <w:p>
-      <w:proofErr w:type="spellStart"/>
       <w:proofErr w:type="gramStart"/>
       <w:r>
         <w:rPr>
@@ -2843,7 +2845,6 @@
         </w:rPr>
         <w:t>postOrder</w:t>
       </w:r>
-      <w:proofErr w:type="spellEnd"/>
       <w:r>
         <w:rPr>
           <w:b/>
@@ -2880,7 +2881,6 @@
       </w:r>
     </w:p>
     <w:p>
-      <w:proofErr w:type="spellStart"/>
       <w:proofErr w:type="gramStart"/>
       <w:r>
         <w:rPr>
@@ -2891,7 +2891,6 @@
         </w:rPr>
         <w:t>saveToFile</w:t>
       </w:r>
-      <w:proofErr w:type="spellEnd"/>
       <w:r>
         <w:rPr>
           <w:b/>
@@ -2899,7 +2898,6 @@
         </w:rPr>
         <w:t>(</w:t>
       </w:r>
-      <w:proofErr w:type="spellStart"/>
       <w:proofErr w:type="gramEnd"/>
       <w:r>
         <w:rPr>
@@ -2908,19 +2906,37 @@
           <w:i/>
           <w:iCs/>
         </w:rPr>
-        <w:t>const</w:t>
-      </w:r>
-      <w:proofErr w:type="spellEnd"/>
-      <w:r>
-        <w:rPr>
-          <w:b/>
-          <w:bCs/>
+        <w:t>const string&amp; filename</w:t>
+      </w:r>
+      <w:r>
+        <w:rPr>
+          <w:b/>
+          <w:bCs/>
+        </w:rPr>
+        <w:t>)</w:t>
+      </w:r>
+      <w:r>
+        <w:t xml:space="preserve"> </w:t>
+      </w:r>
+      <w:r>
+        <w:t>–</w:t>
+      </w:r>
+      <w:r>
+        <w:t xml:space="preserve"> сохраняет текущее дерево в файл в наглядном виде, вызывая вспомогательную функцию </w:t>
+      </w:r>
+      <w:r>
+        <w:rPr>
           <w:i/>
           <w:iCs/>
         </w:rPr>
-        <w:t xml:space="preserve"> </w:t>
-      </w:r>
-      <w:proofErr w:type="spellStart"/>
+        <w:t>saveHelper</w:t>
+      </w:r>
+      <w:r>
+        <w:t>().</w:t>
+      </w:r>
+    </w:p>
+    <w:p>
+      <w:proofErr w:type="gramStart"/>
       <w:r>
         <w:rPr>
           <w:b/>
@@ -2928,9 +2944,9 @@
           <w:i/>
           <w:iCs/>
         </w:rPr>
-        <w:t>string</w:t>
-      </w:r>
-      <w:proofErr w:type="spellEnd"/>
+        <w:t>saveHelper(</w:t>
+      </w:r>
+      <w:proofErr w:type="gramEnd"/>
       <w:r>
         <w:rPr>
           <w:b/>
@@ -2938,9 +2954,20 @@
           <w:i/>
           <w:iCs/>
         </w:rPr>
-        <w:t xml:space="preserve">&amp; </w:t>
-      </w:r>
-      <w:proofErr w:type="spellStart"/>
+        <w:t>Node node, ofstream&amp; out, int level)</w:t>
+      </w:r>
+      <w:r>
+        <w:t xml:space="preserve"> </w:t>
+      </w:r>
+      <w:r>
+        <w:t>–</w:t>
+      </w:r>
+      <w:r>
+        <w:t xml:space="preserve"> рекурсивная функция для записи дерева в файл. Каждый уровень дерева отображается отступом для удобства восприятия.</w:t>
+      </w:r>
+    </w:p>
+    <w:p>
+      <w:proofErr w:type="gramStart"/>
       <w:r>
         <w:rPr>
           <w:b/>
@@ -2948,40 +2975,43 @@
           <w:i/>
           <w:iCs/>
         </w:rPr>
-        <w:t>filename</w:t>
-      </w:r>
-      <w:proofErr w:type="spellEnd"/>
-      <w:r>
-        <w:rPr>
-          <w:b/>
-          <w:bCs/>
-        </w:rPr>
-        <w:t>)</w:t>
-      </w:r>
-      <w:r>
-        <w:t xml:space="preserve"> </w:t>
-      </w:r>
-      <w:r>
-        <w:t>–</w:t>
-      </w:r>
-      <w:r>
-        <w:t xml:space="preserve"> сохраняет текущее дерево в файл в наглядном виде, вызывая вспомогательную функцию </w:t>
-      </w:r>
-      <w:proofErr w:type="spellStart"/>
-      <w:r>
-        <w:rPr>
+        <w:t>loadFromFile</w:t>
+      </w:r>
+      <w:r>
+        <w:rPr>
+          <w:b/>
+          <w:bCs/>
+        </w:rPr>
+        <w:t>(</w:t>
+      </w:r>
+      <w:proofErr w:type="gramEnd"/>
+      <w:r>
+        <w:rPr>
+          <w:b/>
+          <w:bCs/>
           <w:i/>
           <w:iCs/>
         </w:rPr>
-        <w:t>saveHelper</w:t>
-      </w:r>
-      <w:proofErr w:type="spellEnd"/>
-      <w:r>
-        <w:t>().</w:t>
-      </w:r>
-    </w:p>
-    <w:p>
-      <w:proofErr w:type="spellStart"/>
+        <w:t>const string&amp; filename</w:t>
+      </w:r>
+      <w:r>
+        <w:rPr>
+          <w:b/>
+          <w:bCs/>
+        </w:rPr>
+        <w:t>)</w:t>
+      </w:r>
+      <w:r>
+        <w:t xml:space="preserve"> </w:t>
+      </w:r>
+      <w:r>
+        <w:t>–</w:t>
+      </w:r>
+      <w:r>
+        <w:t xml:space="preserve"> загружает значения узлов дерева из указанного файла, восстанавливая структуру дерева.</w:t>
+      </w:r>
+    </w:p>
+    <w:p>
       <w:proofErr w:type="gramStart"/>
       <w:r>
         <w:rPr>
@@ -2990,9 +3020,35 @@
           <w:i/>
           <w:iCs/>
         </w:rPr>
-        <w:t>saveHelper</w:t>
-      </w:r>
-      <w:proofErr w:type="spellEnd"/>
+        <w:t>average</w:t>
+      </w:r>
+      <w:r>
+        <w:rPr>
+          <w:b/>
+          <w:bCs/>
+        </w:rPr>
+        <w:t>(</w:t>
+      </w:r>
+      <w:proofErr w:type="gramEnd"/>
+      <w:r>
+        <w:rPr>
+          <w:b/>
+          <w:bCs/>
+        </w:rPr>
+        <w:t>)</w:t>
+      </w:r>
+      <w:r>
+        <w:t xml:space="preserve"> </w:t>
+      </w:r>
+      <w:r>
+        <w:t>–</w:t>
+      </w:r>
+      <w:r>
+        <w:t xml:space="preserve"> вычисляет среднее арифметическое значений всех узлов дерева. Собирает их в вектор и находит сумму и количество.</w:t>
+      </w:r>
+    </w:p>
+    <w:p>
+      <w:proofErr w:type="gramStart"/>
       <w:r>
         <w:rPr>
           <w:b/>
@@ -3000,306 +3056,30 @@
           <w:i/>
           <w:iCs/>
         </w:rPr>
+        <w:t>showGreaterThanAverage</w:t>
+      </w:r>
+      <w:r>
+        <w:rPr>
+          <w:b/>
+          <w:bCs/>
+        </w:rPr>
         <w:t>(</w:t>
       </w:r>
-      <w:proofErr w:type="spellStart"/>
       <w:proofErr w:type="gramEnd"/>
       <w:r>
         <w:rPr>
           <w:b/>
           <w:bCs/>
-          <w:i/>
-          <w:iCs/>
-        </w:rPr>
-        <w:t>Node</w:t>
-      </w:r>
-      <w:proofErr w:type="spellEnd"/>
-      <w:r>
-        <w:rPr>
-          <w:b/>
-          <w:bCs/>
-          <w:i/>
-          <w:iCs/>
-        </w:rPr>
+        </w:rPr>
+        <w:t>)</w:t>
+      </w:r>
+      <w:r>
         <w:t xml:space="preserve"> </w:t>
       </w:r>
-      <w:proofErr w:type="spellStart"/>
-      <w:r>
-        <w:rPr>
-          <w:b/>
-          <w:bCs/>
-          <w:i/>
-          <w:iCs/>
-        </w:rPr>
-        <w:t>node</w:t>
-      </w:r>
-      <w:proofErr w:type="spellEnd"/>
-      <w:r>
-        <w:rPr>
-          <w:b/>
-          <w:bCs/>
-          <w:i/>
-          <w:iCs/>
-        </w:rPr>
-        <w:t xml:space="preserve">, </w:t>
-      </w:r>
-      <w:proofErr w:type="spellStart"/>
-      <w:r>
-        <w:rPr>
-          <w:b/>
-          <w:bCs/>
-          <w:i/>
-          <w:iCs/>
-        </w:rPr>
-        <w:t>ofstream</w:t>
-      </w:r>
-      <w:proofErr w:type="spellEnd"/>
-      <w:r>
-        <w:rPr>
-          <w:b/>
-          <w:bCs/>
-          <w:i/>
-          <w:iCs/>
-        </w:rPr>
-        <w:t xml:space="preserve">&amp; </w:t>
-      </w:r>
-      <w:proofErr w:type="spellStart"/>
-      <w:r>
-        <w:rPr>
-          <w:b/>
-          <w:bCs/>
-          <w:i/>
-          <w:iCs/>
-        </w:rPr>
-        <w:t>out</w:t>
-      </w:r>
-      <w:proofErr w:type="spellEnd"/>
-      <w:r>
-        <w:rPr>
-          <w:b/>
-          <w:bCs/>
-          <w:i/>
-          <w:iCs/>
-        </w:rPr>
-        <w:t xml:space="preserve">, </w:t>
-      </w:r>
-      <w:proofErr w:type="spellStart"/>
-      <w:r>
-        <w:rPr>
-          <w:b/>
-          <w:bCs/>
-          <w:i/>
-          <w:iCs/>
-        </w:rPr>
-        <w:t>int</w:t>
-      </w:r>
-      <w:proofErr w:type="spellEnd"/>
-      <w:r>
-        <w:rPr>
-          <w:b/>
-          <w:bCs/>
-          <w:i/>
-          <w:iCs/>
-        </w:rPr>
-        <w:t xml:space="preserve"> </w:t>
-      </w:r>
-      <w:proofErr w:type="spellStart"/>
-      <w:r>
-        <w:rPr>
-          <w:b/>
-          <w:bCs/>
-          <w:i/>
-          <w:iCs/>
-        </w:rPr>
-        <w:t>level</w:t>
-      </w:r>
-      <w:proofErr w:type="spellEnd"/>
-      <w:r>
-        <w:rPr>
-          <w:b/>
-          <w:bCs/>
-          <w:i/>
-          <w:iCs/>
-        </w:rPr>
-        <w:t>)</w:t>
-      </w:r>
-      <w:r>
-        <w:t xml:space="preserve"> </w:t>
-      </w:r>
       <w:r>
         <w:t>–</w:t>
       </w:r>
       <w:r>
-        <w:t xml:space="preserve"> рекурсивная функция для записи дерева в файл. Каждый уровень дерева отображается отступом для удобства восприятия.</w:t>
-      </w:r>
-    </w:p>
-    <w:p>
-      <w:proofErr w:type="spellStart"/>
-      <w:proofErr w:type="gramStart"/>
-      <w:r>
-        <w:rPr>
-          <w:b/>
-          <w:bCs/>
-          <w:i/>
-          <w:iCs/>
-        </w:rPr>
-        <w:t>loadFromFile</w:t>
-      </w:r>
-      <w:proofErr w:type="spellEnd"/>
-      <w:r>
-        <w:rPr>
-          <w:b/>
-          <w:bCs/>
-        </w:rPr>
-        <w:t>(</w:t>
-      </w:r>
-      <w:proofErr w:type="spellStart"/>
-      <w:proofErr w:type="gramEnd"/>
-      <w:r>
-        <w:rPr>
-          <w:b/>
-          <w:bCs/>
-          <w:i/>
-          <w:iCs/>
-        </w:rPr>
-        <w:t>const</w:t>
-      </w:r>
-      <w:proofErr w:type="spellEnd"/>
-      <w:r>
-        <w:rPr>
-          <w:b/>
-          <w:bCs/>
-          <w:i/>
-          <w:iCs/>
-        </w:rPr>
-        <w:t xml:space="preserve"> </w:t>
-      </w:r>
-      <w:proofErr w:type="spellStart"/>
-      <w:r>
-        <w:rPr>
-          <w:b/>
-          <w:bCs/>
-          <w:i/>
-          <w:iCs/>
-        </w:rPr>
-        <w:t>string</w:t>
-      </w:r>
-      <w:proofErr w:type="spellEnd"/>
-      <w:r>
-        <w:rPr>
-          <w:b/>
-          <w:bCs/>
-          <w:i/>
-          <w:iCs/>
-        </w:rPr>
-        <w:t xml:space="preserve">&amp; </w:t>
-      </w:r>
-      <w:proofErr w:type="spellStart"/>
-      <w:r>
-        <w:rPr>
-          <w:b/>
-          <w:bCs/>
-          <w:i/>
-          <w:iCs/>
-        </w:rPr>
-        <w:t>filename</w:t>
-      </w:r>
-      <w:proofErr w:type="spellEnd"/>
-      <w:r>
-        <w:rPr>
-          <w:b/>
-          <w:bCs/>
-        </w:rPr>
-        <w:t>)</w:t>
-      </w:r>
-      <w:r>
-        <w:t xml:space="preserve"> </w:t>
-      </w:r>
-      <w:r>
-        <w:t>–</w:t>
-      </w:r>
-      <w:r>
-        <w:t xml:space="preserve"> загружает значения узлов дерева из указанного файла, восстанавливая структуру дерева.</w:t>
-      </w:r>
-    </w:p>
-    <w:p>
-      <w:proofErr w:type="spellStart"/>
-      <w:proofErr w:type="gramStart"/>
-      <w:r>
-        <w:rPr>
-          <w:b/>
-          <w:bCs/>
-          <w:i/>
-          <w:iCs/>
-        </w:rPr>
-        <w:t>average</w:t>
-      </w:r>
-      <w:proofErr w:type="spellEnd"/>
-      <w:r>
-        <w:rPr>
-          <w:b/>
-          <w:bCs/>
-        </w:rPr>
-        <w:t>(</w:t>
-      </w:r>
-      <w:proofErr w:type="gramEnd"/>
-      <w:r>
-        <w:rPr>
-          <w:b/>
-          <w:bCs/>
-        </w:rPr>
-        <w:t>)</w:t>
-      </w:r>
-      <w:r>
-        <w:t xml:space="preserve"> </w:t>
-      </w:r>
-      <w:r>
-        <w:t>–</w:t>
-      </w:r>
-      <w:r>
-        <w:t xml:space="preserve"> вычисляет среднее арифметическое значений всех узлов дерева. Собирает их в вектор и находит сумму и количество.</w:t>
-      </w:r>
-    </w:p>
-    <w:p>
-      <w:pPr>
-        <w:rPr>
-          <w:lang w:val="en-US"/>
-        </w:rPr>
-      </w:pPr>
-      <w:proofErr w:type="spellStart"/>
-      <w:proofErr w:type="gramStart"/>
-      <w:r>
-        <w:rPr>
-          <w:b/>
-          <w:bCs/>
-          <w:i/>
-          <w:iCs/>
-        </w:rPr>
-        <w:t>showGreaterThanAverage</w:t>
-      </w:r>
-      <w:proofErr w:type="spellEnd"/>
-      <w:r>
-        <w:rPr>
-          <w:b/>
-          <w:bCs/>
-        </w:rPr>
-        <w:t>(</w:t>
-      </w:r>
-      <w:proofErr w:type="gramEnd"/>
-      <w:r>
-        <w:rPr>
-          <w:b/>
-          <w:bCs/>
-        </w:rPr>
-        <w:t>)</w:t>
-      </w:r>
-      <w:r>
-        <w:t xml:space="preserve"> </w:t>
-      </w:r>
-      <w:r>
-        <w:t>–</w:t>
-      </w:r>
-      <w:r>
         <w:t xml:space="preserve"> вычисляет среднее арифметическое и выводит значения узлов, </w:t>
       </w:r>
       <w:r>
@@ -3323,13 +3103,7 @@
         <w:t>, на котором они находятся.</w:t>
       </w:r>
     </w:p>
-    <w:p>
-      <w:pPr>
-        <w:rPr>
-          <w:lang w:val="en-US"/>
-        </w:rPr>
-      </w:pPr>
-    </w:p>
+    <w:p/>
     <w:p>
       <w:r>
         <w:t xml:space="preserve">Для реализации сбалансированного бинарного дерева был создан производный класс </w:t>
@@ -3400,14 +3174,27 @@
       <w:r>
         <w:t xml:space="preserve">Рисунок </w:t>
       </w:r>
-      <w:fldSimple w:instr=" SEQ Рисунок \* ARABIC ">
-        <w:r>
-          <w:rPr>
-            <w:noProof/>
-          </w:rPr>
-          <w:t>6</w:t>
-        </w:r>
-      </w:fldSimple>
+      <w:r>
+        <w:fldChar w:fldCharType="begin"/>
+      </w:r>
+      <w:r>
+        <w:instrText xml:space="preserve"> SEQ Рисунок \* ARABIC </w:instrText>
+      </w:r>
+      <w:r>
+        <w:fldChar w:fldCharType="separate"/>
+      </w:r>
+      <w:r>
+        <w:rPr>
+          <w:noProof/>
+        </w:rPr>
+        <w:t>6</w:t>
+      </w:r>
+      <w:r>
+        <w:rPr>
+          <w:noProof/>
+        </w:rPr>
+        <w:fldChar w:fldCharType="end"/>
+      </w:r>
       <w:r>
         <w:t xml:space="preserve"> – Производный класс </w:t>
       </w:r>
@@ -3430,10 +3217,7 @@
         <w:t>AVL</w:t>
       </w:r>
       <w:r>
-        <w:t xml:space="preserve"> </w:t>
-      </w:r>
-      <w:r>
-        <w:t xml:space="preserve">реализует </w:t>
+        <w:t xml:space="preserve"> реализует </w:t>
       </w:r>
       <w:r>
         <w:rPr>
@@ -3461,7 +3245,6 @@
       <w:r>
         <w:tab/>
       </w:r>
-      <w:proofErr w:type="spellStart"/>
       <w:r>
         <w:rPr>
           <w:b/>
@@ -3469,9 +3252,9 @@
           <w:i/>
           <w:iCs/>
         </w:rPr>
-        <w:t>int</w:t>
-      </w:r>
-      <w:proofErr w:type="spellEnd"/>
+        <w:t xml:space="preserve">int </w:t>
+      </w:r>
+      <w:proofErr w:type="gramStart"/>
       <w:r>
         <w:rPr>
           <w:b/>
@@ -3479,10 +3262,9 @@
           <w:i/>
           <w:iCs/>
         </w:rPr>
-        <w:t xml:space="preserve"> </w:t>
-      </w:r>
-      <w:proofErr w:type="spellStart"/>
-      <w:proofErr w:type="gramStart"/>
+        <w:t>height(</w:t>
+      </w:r>
+      <w:proofErr w:type="gramEnd"/>
       <w:r>
         <w:rPr>
           <w:b/>
@@ -3490,9 +3272,22 @@
           <w:i/>
           <w:iCs/>
         </w:rPr>
-        <w:t>height</w:t>
-      </w:r>
-      <w:proofErr w:type="spellEnd"/>
+        <w:t>Node node)</w:t>
+      </w:r>
+      <w:r>
+        <w:t xml:space="preserve"> </w:t>
+      </w:r>
+      <w:r>
+        <w:t>–</w:t>
+      </w:r>
+      <w:r>
+        <w:t xml:space="preserve"> возвращает высоту указанного узла. Если узел отсутствует, возвращает 0.</w:t>
+      </w:r>
+    </w:p>
+    <w:p>
+      <w:pPr>
+        <w:ind w:firstLine="708"/>
+      </w:pPr>
       <w:r>
         <w:rPr>
           <w:b/>
@@ -3500,10 +3295,9 @@
           <w:i/>
           <w:iCs/>
         </w:rPr>
-        <w:t>(</w:t>
-      </w:r>
-      <w:proofErr w:type="spellStart"/>
-      <w:proofErr w:type="gramEnd"/>
+        <w:t xml:space="preserve">int </w:t>
+      </w:r>
+      <w:proofErr w:type="gramStart"/>
       <w:r>
         <w:rPr>
           <w:b/>
@@ -3511,9 +3305,9 @@
           <w:i/>
           <w:iCs/>
         </w:rPr>
-        <w:t>Node</w:t>
-      </w:r>
-      <w:proofErr w:type="spellEnd"/>
+        <w:t>balance(</w:t>
+      </w:r>
+      <w:proofErr w:type="gramEnd"/>
       <w:r>
         <w:rPr>
           <w:b/>
@@ -3521,9 +3315,22 @@
           <w:i/>
           <w:iCs/>
         </w:rPr>
+        <w:t>Node node)</w:t>
+      </w:r>
+      <w:r>
         <w:t xml:space="preserve"> </w:t>
       </w:r>
-      <w:proofErr w:type="spellStart"/>
+      <w:r>
+        <w:t>–</w:t>
+      </w:r>
+      <w:r>
+        <w:t xml:space="preserve"> вычисляет баланс узла как разность высот левого и правого поддерева.</w:t>
+      </w:r>
+    </w:p>
+    <w:p>
+      <w:pPr>
+        <w:ind w:firstLine="708"/>
+      </w:pPr>
       <w:r>
         <w:rPr>
           <w:b/>
@@ -3531,9 +3338,9 @@
           <w:i/>
           <w:iCs/>
         </w:rPr>
-        <w:t>node</w:t>
-      </w:r>
-      <w:proofErr w:type="spellEnd"/>
+        <w:t xml:space="preserve">Node </w:t>
+      </w:r>
+      <w:proofErr w:type="gramStart"/>
       <w:r>
         <w:rPr>
           <w:b/>
@@ -3541,23 +3348,9 @@
           <w:i/>
           <w:iCs/>
         </w:rPr>
-        <w:t>)</w:t>
-      </w:r>
-      <w:r>
-        <w:t xml:space="preserve"> </w:t>
-      </w:r>
-      <w:r>
-        <w:t>–</w:t>
-      </w:r>
-      <w:r>
-        <w:t xml:space="preserve"> возвращает высоту указанного узла. Если узел отсутствует, возвращает 0.</w:t>
-      </w:r>
-    </w:p>
-    <w:p>
-      <w:pPr>
-        <w:ind w:firstLine="708"/>
-      </w:pPr>
-      <w:proofErr w:type="spellStart"/>
+        <w:t>rotateRight(</w:t>
+      </w:r>
+      <w:proofErr w:type="gramEnd"/>
       <w:r>
         <w:rPr>
           <w:b/>
@@ -3565,9 +3358,38 @@
           <w:i/>
           <w:iCs/>
         </w:rPr>
-        <w:t>int</w:t>
-      </w:r>
-      <w:proofErr w:type="spellEnd"/>
+        <w:t>Node</w:t>
+      </w:r>
+      <w:r>
+        <w:rPr>
+          <w:b/>
+          <w:bCs/>
+        </w:rPr>
+        <w:t xml:space="preserve"> y)</w:t>
+      </w:r>
+      <w:r>
+        <w:t xml:space="preserve"> </w:t>
+      </w:r>
+      <w:r>
+        <w:t>–</w:t>
+      </w:r>
+      <w:r>
+        <w:t xml:space="preserve"> выполняет </w:t>
+      </w:r>
+      <w:r>
+        <w:rPr>
+          <w:rFonts w:eastAsiaTheme="majorEastAsia"/>
+        </w:rPr>
+        <w:t>правый поворот</w:t>
+      </w:r>
+      <w:r>
+        <w:t xml:space="preserve"> поддерева для восстановления баланса, когда левое поддерево слишком высокое.</w:t>
+      </w:r>
+    </w:p>
+    <w:p>
+      <w:pPr>
+        <w:ind w:firstLine="708"/>
+      </w:pPr>
       <w:r>
         <w:rPr>
           <w:b/>
@@ -3575,9 +3397,8 @@
           <w:i/>
           <w:iCs/>
         </w:rPr>
-        <w:t xml:space="preserve"> </w:t>
-      </w:r>
-      <w:proofErr w:type="spellStart"/>
+        <w:t xml:space="preserve">Node </w:t>
+      </w:r>
       <w:proofErr w:type="gramStart"/>
       <w:r>
         <w:rPr>
@@ -3586,9 +3407,9 @@
           <w:i/>
           <w:iCs/>
         </w:rPr>
-        <w:t>balance</w:t>
-      </w:r>
-      <w:proofErr w:type="spellEnd"/>
+        <w:t>rotateLeft(</w:t>
+      </w:r>
+      <w:proofErr w:type="gramEnd"/>
       <w:r>
         <w:rPr>
           <w:b/>
@@ -3596,10 +3417,38 @@
           <w:i/>
           <w:iCs/>
         </w:rPr>
-        <w:t>(</w:t>
-      </w:r>
-      <w:proofErr w:type="spellStart"/>
-      <w:proofErr w:type="gramEnd"/>
+        <w:t>Node</w:t>
+      </w:r>
+      <w:r>
+        <w:rPr>
+          <w:b/>
+          <w:bCs/>
+        </w:rPr>
+        <w:t xml:space="preserve"> x)</w:t>
+      </w:r>
+      <w:r>
+        <w:t xml:space="preserve"> </w:t>
+      </w:r>
+      <w:r>
+        <w:t>–</w:t>
+      </w:r>
+      <w:r>
+        <w:t xml:space="preserve"> выполняет </w:t>
+      </w:r>
+      <w:r>
+        <w:rPr>
+          <w:rFonts w:eastAsiaTheme="majorEastAsia"/>
+        </w:rPr>
+        <w:t>левый поворот</w:t>
+      </w:r>
+      <w:r>
+        <w:t xml:space="preserve"> поддерева, если правое поддерево имеет большую высоту.</w:t>
+      </w:r>
+    </w:p>
+    <w:p>
+      <w:pPr>
+        <w:ind w:firstLine="708"/>
+      </w:pPr>
       <w:r>
         <w:rPr>
           <w:b/>
@@ -3607,9 +3456,9 @@
           <w:i/>
           <w:iCs/>
         </w:rPr>
-        <w:t>Node</w:t>
-      </w:r>
-      <w:proofErr w:type="spellEnd"/>
+        <w:t xml:space="preserve">Node </w:t>
+      </w:r>
+      <w:proofErr w:type="gramStart"/>
       <w:r>
         <w:rPr>
           <w:b/>
@@ -3617,9 +3466,9 @@
           <w:i/>
           <w:iCs/>
         </w:rPr>
-        <w:t xml:space="preserve"> </w:t>
-      </w:r>
-      <w:proofErr w:type="spellStart"/>
+        <w:t>addAVL(</w:t>
+      </w:r>
+      <w:proofErr w:type="gramEnd"/>
       <w:r>
         <w:rPr>
           <w:b/>
@@ -3627,9 +3476,34 @@
           <w:i/>
           <w:iCs/>
         </w:rPr>
-        <w:t>node</w:t>
-      </w:r>
-      <w:proofErr w:type="spellEnd"/>
+        <w:t>Node</w:t>
+      </w:r>
+      <w:r>
+        <w:rPr>
+          <w:b/>
+          <w:bCs/>
+        </w:rPr>
+        <w:t xml:space="preserve"> node, double key) </w:t>
+      </w:r>
+      <w:r>
+        <w:t>–</w:t>
+      </w:r>
+      <w:r>
+        <w:t xml:space="preserve"> рекурсивная функция вставки нового узла с учётом балансировки.</w:t>
+      </w:r>
+    </w:p>
+    <w:p>
+      <w:pPr>
+        <w:ind w:firstLine="708"/>
+      </w:pPr>
+      <w:r>
+        <w:t>После добавления элемента вычисляется фактор баланса (bf), и при необходимости выполняются соответствующие повороты (левый, правый или двойной).</w:t>
+      </w:r>
+    </w:p>
+    <w:p>
+      <w:pPr>
+        <w:ind w:firstLine="708"/>
+      </w:pPr>
       <w:r>
         <w:rPr>
           <w:b/>
@@ -3637,23 +3511,9 @@
           <w:i/>
           <w:iCs/>
         </w:rPr>
-        <w:t>)</w:t>
-      </w:r>
-      <w:r>
-        <w:t xml:space="preserve"> </w:t>
-      </w:r>
-      <w:r>
-        <w:t>–</w:t>
-      </w:r>
-      <w:r>
-        <w:t xml:space="preserve"> вычисляет баланс узла как разность высот левого и правого поддерева.</w:t>
-      </w:r>
-    </w:p>
-    <w:p>
-      <w:pPr>
-        <w:ind w:firstLine="708"/>
-      </w:pPr>
-      <w:proofErr w:type="spellStart"/>
+        <w:t xml:space="preserve">Node </w:t>
+      </w:r>
+      <w:proofErr w:type="gramStart"/>
       <w:r>
         <w:rPr>
           <w:b/>
@@ -3661,9 +3521,9 @@
           <w:i/>
           <w:iCs/>
         </w:rPr>
-        <w:t>Node</w:t>
-      </w:r>
-      <w:proofErr w:type="spellEnd"/>
+        <w:t>add(</w:t>
+      </w:r>
+      <w:proofErr w:type="gramEnd"/>
       <w:r>
         <w:rPr>
           <w:b/>
@@ -3671,10 +3531,15 @@
           <w:i/>
           <w:iCs/>
         </w:rPr>
+        <w:t>Node</w:t>
+      </w:r>
+      <w:r>
+        <w:rPr>
+          <w:b/>
+          <w:bCs/>
+        </w:rPr>
         <w:t xml:space="preserve"> </w:t>
       </w:r>
-      <w:proofErr w:type="spellStart"/>
-      <w:proofErr w:type="gramStart"/>
       <w:r>
         <w:rPr>
           <w:b/>
@@ -3682,426 +3547,41 @@
           <w:i/>
           <w:iCs/>
         </w:rPr>
-        <w:t>rotateRight</w:t>
-      </w:r>
-      <w:proofErr w:type="spellEnd"/>
-      <w:r>
-        <w:rPr>
-          <w:b/>
-          <w:bCs/>
+        <w:t>node, double key</w:t>
+      </w:r>
+      <w:r>
+        <w:rPr>
+          <w:b/>
+          <w:bCs/>
+        </w:rPr>
+        <w:t>)</w:t>
+      </w:r>
+      <w:r>
+        <w:t xml:space="preserve"> </w:t>
+      </w:r>
+      <w:r>
+        <w:t>–</w:t>
+      </w:r>
+      <w:r>
+        <w:t xml:space="preserve"> переопределяет метод базового класса </w:t>
+      </w:r>
+      <w:r>
+        <w:rPr>
           <w:i/>
           <w:iCs/>
         </w:rPr>
-        <w:t>(</w:t>
-      </w:r>
-      <w:proofErr w:type="spellStart"/>
-      <w:proofErr w:type="gramEnd"/>
-      <w:r>
-        <w:rPr>
-          <w:b/>
-          <w:bCs/>
+        <w:t>Tree</w:t>
+      </w:r>
+      <w:r>
+        <w:t>. Реализует добавление узла с использованием алгоритма AVL-вставки (</w:t>
+      </w:r>
+      <w:r>
+        <w:rPr>
           <w:i/>
           <w:iCs/>
         </w:rPr>
-        <w:t>Node</w:t>
-      </w:r>
-      <w:proofErr w:type="spellEnd"/>
-      <w:r>
-        <w:rPr>
-          <w:b/>
-          <w:bCs/>
-        </w:rPr>
-        <w:t xml:space="preserve"> y)</w:t>
-      </w:r>
-      <w:r>
-        <w:t xml:space="preserve"> </w:t>
-      </w:r>
-      <w:r>
-        <w:t>–</w:t>
-      </w:r>
-      <w:r>
-        <w:t xml:space="preserve"> выполняет </w:t>
-      </w:r>
-      <w:r>
-        <w:rPr>
-          <w:rFonts w:eastAsiaTheme="majorEastAsia"/>
-        </w:rPr>
-        <w:t>правый поворот</w:t>
-      </w:r>
-      <w:r>
-        <w:t xml:space="preserve"> поддерева для восстановления баланса, когда левое поддерево слишком высокое.</w:t>
-      </w:r>
-    </w:p>
-    <w:p>
-      <w:pPr>
-        <w:ind w:firstLine="708"/>
-      </w:pPr>
-      <w:proofErr w:type="spellStart"/>
-      <w:r>
-        <w:rPr>
-          <w:b/>
-          <w:bCs/>
-          <w:i/>
-          <w:iCs/>
-        </w:rPr>
-        <w:t>Node</w:t>
-      </w:r>
-      <w:proofErr w:type="spellEnd"/>
-      <w:r>
-        <w:rPr>
-          <w:b/>
-          <w:bCs/>
-          <w:i/>
-          <w:iCs/>
-        </w:rPr>
-        <w:t xml:space="preserve"> </w:t>
-      </w:r>
-      <w:proofErr w:type="spellStart"/>
-      <w:proofErr w:type="gramStart"/>
-      <w:r>
-        <w:rPr>
-          <w:b/>
-          <w:bCs/>
-          <w:i/>
-          <w:iCs/>
-        </w:rPr>
-        <w:t>rotateLeft</w:t>
-      </w:r>
-      <w:proofErr w:type="spellEnd"/>
-      <w:r>
-        <w:rPr>
-          <w:b/>
-          <w:bCs/>
-          <w:i/>
-          <w:iCs/>
-        </w:rPr>
-        <w:t>(</w:t>
-      </w:r>
-      <w:proofErr w:type="spellStart"/>
-      <w:proofErr w:type="gramEnd"/>
-      <w:r>
-        <w:rPr>
-          <w:b/>
-          <w:bCs/>
-          <w:i/>
-          <w:iCs/>
-        </w:rPr>
-        <w:t>Node</w:t>
-      </w:r>
-      <w:proofErr w:type="spellEnd"/>
-      <w:r>
-        <w:rPr>
-          <w:b/>
-          <w:bCs/>
-        </w:rPr>
-        <w:t xml:space="preserve"> x)</w:t>
-      </w:r>
-      <w:r>
-        <w:t xml:space="preserve"> </w:t>
-      </w:r>
-      <w:r>
-        <w:t>–</w:t>
-      </w:r>
-      <w:r>
-        <w:t xml:space="preserve"> выполняет </w:t>
-      </w:r>
-      <w:r>
-        <w:rPr>
-          <w:rFonts w:eastAsiaTheme="majorEastAsia"/>
-        </w:rPr>
-        <w:t>левый поворот</w:t>
-      </w:r>
-      <w:r>
-        <w:t xml:space="preserve"> поддерева, если правое поддерево имеет большую высоту.</w:t>
-      </w:r>
-    </w:p>
-    <w:p>
-      <w:pPr>
-        <w:ind w:firstLine="708"/>
-      </w:pPr>
-      <w:proofErr w:type="spellStart"/>
-      <w:r>
-        <w:rPr>
-          <w:b/>
-          <w:bCs/>
-          <w:i/>
-          <w:iCs/>
-        </w:rPr>
-        <w:t>Node</w:t>
-      </w:r>
-      <w:proofErr w:type="spellEnd"/>
-      <w:r>
-        <w:rPr>
-          <w:b/>
-          <w:bCs/>
-          <w:i/>
-          <w:iCs/>
-        </w:rPr>
-        <w:t xml:space="preserve"> </w:t>
-      </w:r>
-      <w:proofErr w:type="spellStart"/>
-      <w:proofErr w:type="gramStart"/>
-      <w:r>
-        <w:rPr>
-          <w:b/>
-          <w:bCs/>
-          <w:i/>
-          <w:iCs/>
-        </w:rPr>
         <w:t>addAVL</w:t>
       </w:r>
-      <w:proofErr w:type="spellEnd"/>
-      <w:r>
-        <w:rPr>
-          <w:b/>
-          <w:bCs/>
-          <w:i/>
-          <w:iCs/>
-        </w:rPr>
-        <w:t>(</w:t>
-      </w:r>
-      <w:proofErr w:type="spellStart"/>
-      <w:proofErr w:type="gramEnd"/>
-      <w:r>
-        <w:rPr>
-          <w:b/>
-          <w:bCs/>
-          <w:i/>
-          <w:iCs/>
-        </w:rPr>
-        <w:t>Node</w:t>
-      </w:r>
-      <w:proofErr w:type="spellEnd"/>
-      <w:r>
-        <w:rPr>
-          <w:b/>
-          <w:bCs/>
-        </w:rPr>
-        <w:t xml:space="preserve"> </w:t>
-      </w:r>
-      <w:proofErr w:type="spellStart"/>
-      <w:r>
-        <w:rPr>
-          <w:b/>
-          <w:bCs/>
-        </w:rPr>
-        <w:t>node</w:t>
-      </w:r>
-      <w:proofErr w:type="spellEnd"/>
-      <w:r>
-        <w:rPr>
-          <w:b/>
-          <w:bCs/>
-        </w:rPr>
-        <w:t xml:space="preserve">, </w:t>
-      </w:r>
-      <w:proofErr w:type="spellStart"/>
-      <w:r>
-        <w:rPr>
-          <w:b/>
-          <w:bCs/>
-        </w:rPr>
-        <w:t>double</w:t>
-      </w:r>
-      <w:proofErr w:type="spellEnd"/>
-      <w:r>
-        <w:rPr>
-          <w:b/>
-          <w:bCs/>
-        </w:rPr>
-        <w:t xml:space="preserve"> </w:t>
-      </w:r>
-      <w:proofErr w:type="spellStart"/>
-      <w:r>
-        <w:rPr>
-          <w:b/>
-          <w:bCs/>
-        </w:rPr>
-        <w:t>key</w:t>
-      </w:r>
-      <w:proofErr w:type="spellEnd"/>
-      <w:r>
-        <w:rPr>
-          <w:b/>
-          <w:bCs/>
-        </w:rPr>
-        <w:t xml:space="preserve">) </w:t>
-      </w:r>
-      <w:r>
-        <w:t>–</w:t>
-      </w:r>
-      <w:r>
-        <w:t xml:space="preserve"> рекурсивная функция вставки нового узла с учётом балансировки.</w:t>
-      </w:r>
-    </w:p>
-    <w:p>
-      <w:pPr>
-        <w:ind w:firstLine="708"/>
-      </w:pPr>
-      <w:r>
-        <w:t>После добавления элемента вычисляется фактор баланса (</w:t>
-      </w:r>
-      <w:proofErr w:type="spellStart"/>
-      <w:r>
-        <w:t>bf</w:t>
-      </w:r>
-      <w:proofErr w:type="spellEnd"/>
-      <w:r>
-        <w:t>), и при необходимости выполняются соответствующие повороты (левый, правый или двойной).</w:t>
-      </w:r>
-    </w:p>
-    <w:p>
-      <w:pPr>
-        <w:ind w:firstLine="708"/>
-      </w:pPr>
-      <w:proofErr w:type="spellStart"/>
-      <w:r>
-        <w:rPr>
-          <w:b/>
-          <w:bCs/>
-          <w:i/>
-          <w:iCs/>
-        </w:rPr>
-        <w:t>Node</w:t>
-      </w:r>
-      <w:proofErr w:type="spellEnd"/>
-      <w:r>
-        <w:rPr>
-          <w:b/>
-          <w:bCs/>
-          <w:i/>
-          <w:iCs/>
-        </w:rPr>
-        <w:t xml:space="preserve"> </w:t>
-      </w:r>
-      <w:proofErr w:type="spellStart"/>
-      <w:proofErr w:type="gramStart"/>
-      <w:r>
-        <w:rPr>
-          <w:b/>
-          <w:bCs/>
-          <w:i/>
-          <w:iCs/>
-        </w:rPr>
-        <w:t>add</w:t>
-      </w:r>
-      <w:proofErr w:type="spellEnd"/>
-      <w:r>
-        <w:rPr>
-          <w:b/>
-          <w:bCs/>
-          <w:i/>
-          <w:iCs/>
-        </w:rPr>
-        <w:t>(</w:t>
-      </w:r>
-      <w:proofErr w:type="spellStart"/>
-      <w:proofErr w:type="gramEnd"/>
-      <w:r>
-        <w:rPr>
-          <w:b/>
-          <w:bCs/>
-          <w:i/>
-          <w:iCs/>
-        </w:rPr>
-        <w:t>Node</w:t>
-      </w:r>
-      <w:proofErr w:type="spellEnd"/>
-      <w:r>
-        <w:rPr>
-          <w:b/>
-          <w:bCs/>
-        </w:rPr>
-        <w:t xml:space="preserve"> </w:t>
-      </w:r>
-      <w:proofErr w:type="spellStart"/>
-      <w:r>
-        <w:rPr>
-          <w:b/>
-          <w:bCs/>
-          <w:i/>
-          <w:iCs/>
-        </w:rPr>
-        <w:t>node</w:t>
-      </w:r>
-      <w:proofErr w:type="spellEnd"/>
-      <w:r>
-        <w:rPr>
-          <w:b/>
-          <w:bCs/>
-          <w:i/>
-          <w:iCs/>
-        </w:rPr>
-        <w:t xml:space="preserve">, </w:t>
-      </w:r>
-      <w:proofErr w:type="spellStart"/>
-      <w:r>
-        <w:rPr>
-          <w:b/>
-          <w:bCs/>
-          <w:i/>
-          <w:iCs/>
-        </w:rPr>
-        <w:t>double</w:t>
-      </w:r>
-      <w:proofErr w:type="spellEnd"/>
-      <w:r>
-        <w:rPr>
-          <w:b/>
-          <w:bCs/>
-          <w:i/>
-          <w:iCs/>
-        </w:rPr>
-        <w:t xml:space="preserve"> </w:t>
-      </w:r>
-      <w:proofErr w:type="spellStart"/>
-      <w:r>
-        <w:rPr>
-          <w:b/>
-          <w:bCs/>
-          <w:i/>
-          <w:iCs/>
-        </w:rPr>
-        <w:t>key</w:t>
-      </w:r>
-      <w:proofErr w:type="spellEnd"/>
-      <w:r>
-        <w:rPr>
-          <w:b/>
-          <w:bCs/>
-        </w:rPr>
-        <w:t>)</w:t>
-      </w:r>
-      <w:r>
-        <w:t xml:space="preserve"> </w:t>
-      </w:r>
-      <w:r>
-        <w:t>–</w:t>
-      </w:r>
-      <w:r>
-        <w:t xml:space="preserve"> переопределяет метод базового класса </w:t>
-      </w:r>
-      <w:proofErr w:type="spellStart"/>
-      <w:r>
-        <w:rPr>
-          <w:i/>
-          <w:iCs/>
-        </w:rPr>
-        <w:t>Tree</w:t>
-      </w:r>
-      <w:proofErr w:type="spellEnd"/>
-      <w:r>
-        <w:t>. Реализует добавление узла с использованием алгоритма AVL-вставки (</w:t>
-      </w:r>
-      <w:proofErr w:type="spellStart"/>
-      <w:r>
-        <w:rPr>
-          <w:i/>
-          <w:iCs/>
-        </w:rPr>
-        <w:t>addAVL</w:t>
-      </w:r>
-      <w:proofErr w:type="spellEnd"/>
       <w:r>
         <w:t>), обеспечивая балансировку дерева.</w:t>
       </w:r>
@@ -4117,12 +3597,11 @@
           <w:noProof/>
           <w14:ligatures w14:val="standardContextual"/>
         </w:rPr>
-        <w:lastRenderedPageBreak/>
         <w:drawing>
-          <wp:inline distT="0" distB="0" distL="0" distR="0" wp14:anchorId="69D0254D" wp14:editId="7133FD45">
-            <wp:extent cx="5333333" cy="5323809"/>
+          <wp:inline distT="0" distB="0" distL="0" distR="0" wp14:anchorId="4BBC6ABF" wp14:editId="1657EBF1">
+            <wp:extent cx="5657143" cy="3019048"/>
             <wp:effectExtent l="0" t="0" r="1270" b="0"/>
-            <wp:docPr id="27" name="Рисунок 27"/>
+            <wp:docPr id="2" name="Рисунок 2"/>
             <wp:cNvGraphicFramePr>
               <a:graphicFrameLocks xmlns:a="http://schemas.openxmlformats.org/drawingml/2006/main" noChangeAspect="1"/>
             </wp:cNvGraphicFramePr>
@@ -4142,7 +3621,7 @@
                   <pic:spPr>
                     <a:xfrm>
                       <a:off x="0" y="0"/>
-                      <a:ext cx="5333333" cy="5323809"/>
+                      <a:ext cx="5657143" cy="3019048"/>
                     </a:xfrm>
                     <a:prstGeom prst="rect">
                       <a:avLst/>
@@ -4165,44 +3644,38 @@
       <w:r>
         <w:t xml:space="preserve">Рисунок </w:t>
       </w:r>
-      <w:fldSimple w:instr=" SEQ Рисунок \* ARABIC ">
-        <w:r>
-          <w:rPr>
-            <w:noProof/>
-          </w:rPr>
-          <w:t>7</w:t>
-        </w:r>
-      </w:fldSimple>
-      <w:r>
-        <w:t xml:space="preserve"> – функция </w:t>
-      </w:r>
-      <w:proofErr w:type="spellStart"/>
-      <w:r>
-        <w:t>main</w:t>
-      </w:r>
-      <w:proofErr w:type="spellEnd"/>
-    </w:p>
-    <w:p>
-      <w:pPr>
+      <w:r>
+        <w:fldChar w:fldCharType="begin"/>
+      </w:r>
+      <w:r>
+        <w:instrText xml:space="preserve"> SEQ Рисунок \* ARABIC </w:instrText>
+      </w:r>
+      <w:r>
+        <w:fldChar w:fldCharType="separate"/>
+      </w:r>
+      <w:r>
+        <w:rPr>
+          <w:noProof/>
+        </w:rPr>
+        <w:t>7</w:t>
+      </w:r>
+      <w:r>
+        <w:rPr>
+          <w:noProof/>
+        </w:rPr>
+        <w:fldChar w:fldCharType="end"/>
+      </w:r>
+      <w:r>
+        <w:t xml:space="preserve"> – </w:t>
+      </w:r>
+      <w:r>
+        <w:t>Меню программы</w:t>
+      </w:r>
+      <w:r>
         <w:rPr>
           <w:lang w:val="en-US"/>
         </w:rPr>
-      </w:pPr>
-    </w:p>
-    <w:p>
-      <w:pPr>
-        <w:rPr>
-          <w:lang w:val="en-US"/>
-        </w:rPr>
-      </w:pPr>
-      <w:r>
-        <w:t>Пример работы программы</w:t>
-      </w:r>
-      <w:r>
-        <w:rPr>
-          <w:lang w:val="en-US"/>
-        </w:rPr>
-        <w:t>:</w:t>
+        <w:t xml:space="preserve"> (1/2)</w:t>
       </w:r>
     </w:p>
     <w:p>
@@ -4216,11 +3689,12 @@
           <w:noProof/>
           <w14:ligatures w14:val="standardContextual"/>
         </w:rPr>
+        <w:lastRenderedPageBreak/>
         <w:drawing>
-          <wp:inline distT="0" distB="0" distL="0" distR="0" wp14:anchorId="760C5FF5" wp14:editId="3A7A5DA3">
-            <wp:extent cx="4904105" cy="2762250"/>
-            <wp:effectExtent l="0" t="0" r="0" b="0"/>
-            <wp:docPr id="28" name="Рисунок 28"/>
+          <wp:inline distT="0" distB="0" distL="0" distR="0" wp14:anchorId="79761242" wp14:editId="7E0D3336">
+            <wp:extent cx="5940425" cy="8133080"/>
+            <wp:effectExtent l="0" t="0" r="3175" b="1270"/>
+            <wp:docPr id="4" name="Рисунок 4"/>
             <wp:cNvGraphicFramePr>
               <a:graphicFrameLocks xmlns:a="http://schemas.openxmlformats.org/drawingml/2006/main" noChangeAspect="1"/>
             </wp:cNvGraphicFramePr>
@@ -4240,7 +3714,7 @@
                   <pic:spPr>
                     <a:xfrm>
                       <a:off x="0" y="0"/>
-                      <a:ext cx="4911997" cy="2766695"/>
+                      <a:ext cx="5940425" cy="8133080"/>
                     </a:xfrm>
                     <a:prstGeom prst="rect">
                       <a:avLst/>
@@ -4260,16 +3734,912 @@
       <w:r>
         <w:t xml:space="preserve">Рисунок </w:t>
       </w:r>
-      <w:fldSimple w:instr=" SEQ Рисунок \* ARABIC ">
-        <w:r>
-          <w:rPr>
-            <w:noProof/>
-          </w:rPr>
-          <w:t>8</w:t>
-        </w:r>
-      </w:fldSimple>
-      <w:r>
-        <w:t xml:space="preserve"> – работа программы</w:t>
+      <w:r>
+        <w:fldChar w:fldCharType="begin"/>
+      </w:r>
+      <w:r>
+        <w:instrText xml:space="preserve"> SEQ Рисунок \* ARABIC </w:instrText>
+      </w:r>
+      <w:r>
+        <w:fldChar w:fldCharType="separate"/>
+      </w:r>
+      <w:r>
+        <w:rPr>
+          <w:noProof/>
+        </w:rPr>
+        <w:t>8</w:t>
+      </w:r>
+      <w:r>
+        <w:fldChar w:fldCharType="end"/>
+      </w:r>
+      <w:r>
+        <w:rPr>
+          <w:noProof/>
+        </w:rPr>
+        <w:t xml:space="preserve"> - Меню программы (2</w:t>
+      </w:r>
+      <w:r>
+        <w:rPr>
+          <w:noProof/>
+          <w:lang w:val="en-US"/>
+        </w:rPr>
+        <w:t>/2)</w:t>
+      </w:r>
+    </w:p>
+    <w:p/>
+    <w:p>
+      <w:r>
+        <w:t>Пример работы программы</w:t>
+      </w:r>
+      <w:r>
+        <w:t>:</w:t>
+      </w:r>
+    </w:p>
+    <w:p>
+      <w:pPr>
+        <w:keepNext/>
+        <w:ind w:firstLine="0"/>
+        <w:jc w:val="center"/>
+      </w:pPr>
+      <w:r>
+        <w:rPr>
+          <w:noProof/>
+          <w14:ligatures w14:val="standardContextual"/>
+        </w:rPr>
+        <w:lastRenderedPageBreak/>
+        <w:drawing>
+          <wp:inline distT="0" distB="0" distL="0" distR="0" wp14:anchorId="0C0ED193" wp14:editId="2F8ABDE9">
+            <wp:extent cx="3390476" cy="3438095"/>
+            <wp:effectExtent l="0" t="0" r="635" b="0"/>
+            <wp:docPr id="5" name="Рисунок 5"/>
+            <wp:cNvGraphicFramePr>
+              <a:graphicFrameLocks xmlns:a="http://schemas.openxmlformats.org/drawingml/2006/main" noChangeAspect="1"/>
+            </wp:cNvGraphicFramePr>
+            <a:graphic xmlns:a="http://schemas.openxmlformats.org/drawingml/2006/main">
+              <a:graphicData uri="http://schemas.openxmlformats.org/drawingml/2006/picture">
+                <pic:pic xmlns:pic="http://schemas.openxmlformats.org/drawingml/2006/picture">
+                  <pic:nvPicPr>
+                    <pic:cNvPr id="1" name=""/>
+                    <pic:cNvPicPr/>
+                  </pic:nvPicPr>
+                  <pic:blipFill>
+                    <a:blip r:embed="rId18"/>
+                    <a:stretch>
+                      <a:fillRect/>
+                    </a:stretch>
+                  </pic:blipFill>
+                  <pic:spPr>
+                    <a:xfrm>
+                      <a:off x="0" y="0"/>
+                      <a:ext cx="3390476" cy="3438095"/>
+                    </a:xfrm>
+                    <a:prstGeom prst="rect">
+                      <a:avLst/>
+                    </a:prstGeom>
+                  </pic:spPr>
+                </pic:pic>
+              </a:graphicData>
+            </a:graphic>
+          </wp:inline>
+        </w:drawing>
+      </w:r>
+    </w:p>
+    <w:p>
+      <w:pPr>
+        <w:pStyle w:val="af0"/>
+      </w:pPr>
+      <w:r>
+        <w:t xml:space="preserve">Рисунок </w:t>
+      </w:r>
+      <w:r>
+        <w:fldChar w:fldCharType="begin"/>
+      </w:r>
+      <w:r>
+        <w:instrText xml:space="preserve"> SEQ Рисунок \* ARABIC </w:instrText>
+      </w:r>
+      <w:r>
+        <w:fldChar w:fldCharType="separate"/>
+      </w:r>
+      <w:r>
+        <w:rPr>
+          <w:noProof/>
+        </w:rPr>
+        <w:t>9</w:t>
+      </w:r>
+      <w:r>
+        <w:rPr>
+          <w:noProof/>
+        </w:rPr>
+        <w:fldChar w:fldCharType="end"/>
+      </w:r>
+      <w:r>
+        <w:t xml:space="preserve"> – </w:t>
+      </w:r>
+      <w:r>
+        <w:t>Вывод дерева</w:t>
+      </w:r>
+    </w:p>
+    <w:p>
+      <w:pPr>
+        <w:keepNext/>
+        <w:ind w:firstLine="0"/>
+        <w:jc w:val="center"/>
+      </w:pPr>
+      <w:r>
+        <w:rPr>
+          <w:noProof/>
+          <w14:ligatures w14:val="standardContextual"/>
+        </w:rPr>
+        <w:drawing>
+          <wp:inline distT="0" distB="0" distL="0" distR="0" wp14:anchorId="7AEDB823" wp14:editId="4B0DC90A">
+            <wp:extent cx="4094480" cy="4869180"/>
+            <wp:effectExtent l="0" t="0" r="1270" b="7620"/>
+            <wp:docPr id="6" name="Рисунок 6"/>
+            <wp:cNvGraphicFramePr>
+              <a:graphicFrameLocks xmlns:a="http://schemas.openxmlformats.org/drawingml/2006/main" noChangeAspect="1"/>
+            </wp:cNvGraphicFramePr>
+            <a:graphic xmlns:a="http://schemas.openxmlformats.org/drawingml/2006/main">
+              <a:graphicData uri="http://schemas.openxmlformats.org/drawingml/2006/picture">
+                <pic:pic xmlns:pic="http://schemas.openxmlformats.org/drawingml/2006/picture">
+                  <pic:nvPicPr>
+                    <pic:cNvPr id="1" name=""/>
+                    <pic:cNvPicPr/>
+                  </pic:nvPicPr>
+                  <pic:blipFill>
+                    <a:blip r:embed="rId19"/>
+                    <a:stretch>
+                      <a:fillRect/>
+                    </a:stretch>
+                  </pic:blipFill>
+                  <pic:spPr>
+                    <a:xfrm>
+                      <a:off x="0" y="0"/>
+                      <a:ext cx="4096082" cy="4871085"/>
+                    </a:xfrm>
+                    <a:prstGeom prst="rect">
+                      <a:avLst/>
+                    </a:prstGeom>
+                  </pic:spPr>
+                </pic:pic>
+              </a:graphicData>
+            </a:graphic>
+          </wp:inline>
+        </w:drawing>
+      </w:r>
+    </w:p>
+    <w:p>
+      <w:pPr>
+        <w:pStyle w:val="af0"/>
+      </w:pPr>
+      <w:r>
+        <w:t xml:space="preserve">Рисунок </w:t>
+      </w:r>
+      <w:r>
+        <w:fldChar w:fldCharType="begin"/>
+      </w:r>
+      <w:r>
+        <w:instrText xml:space="preserve"> SEQ Рисунок \* ARABIC </w:instrText>
+      </w:r>
+      <w:r>
+        <w:fldChar w:fldCharType="separate"/>
+      </w:r>
+      <w:r>
+        <w:rPr>
+          <w:noProof/>
+        </w:rPr>
+        <w:t>10</w:t>
+      </w:r>
+      <w:r>
+        <w:fldChar w:fldCharType="end"/>
+      </w:r>
+      <w:r>
+        <w:t xml:space="preserve"> - Добавление и удаление узла</w:t>
+      </w:r>
+    </w:p>
+    <w:p>
+      <w:pPr>
+        <w:keepNext/>
+        <w:ind w:firstLine="0"/>
+        <w:jc w:val="center"/>
+      </w:pPr>
+      <w:r>
+        <w:rPr>
+          <w:noProof/>
+          <w14:ligatures w14:val="standardContextual"/>
+        </w:rPr>
+        <w:lastRenderedPageBreak/>
+        <w:drawing>
+          <wp:inline distT="0" distB="0" distL="0" distR="0" wp14:anchorId="6912DF1C" wp14:editId="1406177B">
+            <wp:extent cx="3028571" cy="2923809"/>
+            <wp:effectExtent l="0" t="0" r="635" b="0"/>
+            <wp:docPr id="7" name="Рисунок 7"/>
+            <wp:cNvGraphicFramePr>
+              <a:graphicFrameLocks xmlns:a="http://schemas.openxmlformats.org/drawingml/2006/main" noChangeAspect="1"/>
+            </wp:cNvGraphicFramePr>
+            <a:graphic xmlns:a="http://schemas.openxmlformats.org/drawingml/2006/main">
+              <a:graphicData uri="http://schemas.openxmlformats.org/drawingml/2006/picture">
+                <pic:pic xmlns:pic="http://schemas.openxmlformats.org/drawingml/2006/picture">
+                  <pic:nvPicPr>
+                    <pic:cNvPr id="1" name=""/>
+                    <pic:cNvPicPr/>
+                  </pic:nvPicPr>
+                  <pic:blipFill>
+                    <a:blip r:embed="rId20"/>
+                    <a:stretch>
+                      <a:fillRect/>
+                    </a:stretch>
+                  </pic:blipFill>
+                  <pic:spPr>
+                    <a:xfrm>
+                      <a:off x="0" y="0"/>
+                      <a:ext cx="3028571" cy="2923809"/>
+                    </a:xfrm>
+                    <a:prstGeom prst="rect">
+                      <a:avLst/>
+                    </a:prstGeom>
+                  </pic:spPr>
+                </pic:pic>
+              </a:graphicData>
+            </a:graphic>
+          </wp:inline>
+        </w:drawing>
+      </w:r>
+    </w:p>
+    <w:p>
+      <w:pPr>
+        <w:pStyle w:val="af0"/>
+      </w:pPr>
+      <w:r>
+        <w:t xml:space="preserve">Рисунок </w:t>
+      </w:r>
+      <w:r>
+        <w:fldChar w:fldCharType="begin"/>
+      </w:r>
+      <w:r>
+        <w:instrText xml:space="preserve"> SEQ Рисунок \* ARABIC </w:instrText>
+      </w:r>
+      <w:r>
+        <w:fldChar w:fldCharType="separate"/>
+      </w:r>
+      <w:r>
+        <w:rPr>
+          <w:noProof/>
+        </w:rPr>
+        <w:t>11</w:t>
+      </w:r>
+      <w:r>
+        <w:fldChar w:fldCharType="end"/>
+      </w:r>
+      <w:r>
+        <w:t xml:space="preserve"> - Поиск узла</w:t>
+      </w:r>
+    </w:p>
+    <w:p>
+      <w:pPr>
+        <w:keepNext/>
+        <w:ind w:firstLine="0"/>
+        <w:jc w:val="center"/>
+      </w:pPr>
+      <w:r>
+        <w:rPr>
+          <w:noProof/>
+          <w14:ligatures w14:val="standardContextual"/>
+        </w:rPr>
+        <w:drawing>
+          <wp:inline distT="0" distB="0" distL="0" distR="0" wp14:anchorId="437B3B65" wp14:editId="69A2647C">
+            <wp:extent cx="3619048" cy="704762"/>
+            <wp:effectExtent l="0" t="0" r="635" b="635"/>
+            <wp:docPr id="9" name="Рисунок 9"/>
+            <wp:cNvGraphicFramePr>
+              <a:graphicFrameLocks xmlns:a="http://schemas.openxmlformats.org/drawingml/2006/main" noChangeAspect="1"/>
+            </wp:cNvGraphicFramePr>
+            <a:graphic xmlns:a="http://schemas.openxmlformats.org/drawingml/2006/main">
+              <a:graphicData uri="http://schemas.openxmlformats.org/drawingml/2006/picture">
+                <pic:pic xmlns:pic="http://schemas.openxmlformats.org/drawingml/2006/picture">
+                  <pic:nvPicPr>
+                    <pic:cNvPr id="1" name=""/>
+                    <pic:cNvPicPr/>
+                  </pic:nvPicPr>
+                  <pic:blipFill>
+                    <a:blip r:embed="rId21"/>
+                    <a:stretch>
+                      <a:fillRect/>
+                    </a:stretch>
+                  </pic:blipFill>
+                  <pic:spPr>
+                    <a:xfrm>
+                      <a:off x="0" y="0"/>
+                      <a:ext cx="3619048" cy="704762"/>
+                    </a:xfrm>
+                    <a:prstGeom prst="rect">
+                      <a:avLst/>
+                    </a:prstGeom>
+                  </pic:spPr>
+                </pic:pic>
+              </a:graphicData>
+            </a:graphic>
+          </wp:inline>
+        </w:drawing>
+      </w:r>
+    </w:p>
+    <w:p>
+      <w:pPr>
+        <w:pStyle w:val="af0"/>
+      </w:pPr>
+      <w:r>
+        <w:t xml:space="preserve">Рисунок </w:t>
+      </w:r>
+      <w:r>
+        <w:fldChar w:fldCharType="begin"/>
+      </w:r>
+      <w:r>
+        <w:instrText xml:space="preserve"> SEQ Рисунок \* ARABIC </w:instrText>
+      </w:r>
+      <w:r>
+        <w:fldChar w:fldCharType="separate"/>
+      </w:r>
+      <w:r>
+        <w:rPr>
+          <w:noProof/>
+        </w:rPr>
+        <w:t>12</w:t>
+      </w:r>
+      <w:r>
+        <w:fldChar w:fldCharType="end"/>
+      </w:r>
+      <w:r>
+        <w:rPr>
+          <w:lang w:val="en-US"/>
+        </w:rPr>
+        <w:t xml:space="preserve"> - </w:t>
+      </w:r>
+      <w:r>
+        <w:t>Обходы дерева</w:t>
+      </w:r>
+    </w:p>
+    <w:p>
+      <w:pPr>
+        <w:ind w:firstLine="0"/>
+        <w:jc w:val="center"/>
+      </w:pPr>
+    </w:p>
+    <w:p>
+      <w:pPr>
+        <w:keepNext/>
+        <w:ind w:firstLine="0"/>
+        <w:jc w:val="center"/>
+      </w:pPr>
+      <w:r>
+        <w:rPr>
+          <w:noProof/>
+          <w:lang w:val="en-US"/>
+        </w:rPr>
+        <w:drawing>
+          <wp:inline distT="0" distB="0" distL="0" distR="0" wp14:anchorId="7E2EE417" wp14:editId="17749DD8">
+            <wp:extent cx="1996440" cy="594360"/>
+            <wp:effectExtent l="0" t="0" r="3810" b="0"/>
+            <wp:docPr id="11" name="Рисунок 11"/>
+            <wp:cNvGraphicFramePr>
+              <a:graphicFrameLocks xmlns:a="http://schemas.openxmlformats.org/drawingml/2006/main" noChangeAspect="1"/>
+            </wp:cNvGraphicFramePr>
+            <a:graphic xmlns:a="http://schemas.openxmlformats.org/drawingml/2006/main">
+              <a:graphicData uri="http://schemas.openxmlformats.org/drawingml/2006/picture">
+                <pic:pic xmlns:pic="http://schemas.openxmlformats.org/drawingml/2006/picture">
+                  <pic:nvPicPr>
+                    <pic:cNvPr id="0" name="Picture 1"/>
+                    <pic:cNvPicPr>
+                      <a:picLocks noChangeAspect="1" noChangeArrowheads="1"/>
+                    </pic:cNvPicPr>
+                  </pic:nvPicPr>
+                  <pic:blipFill>
+                    <a:blip r:embed="rId22">
+                      <a:extLst>
+                        <a:ext uri="{28A0092B-C50C-407E-A947-70E740481C1C}">
+                          <a14:useLocalDpi xmlns:a14="http://schemas.microsoft.com/office/drawing/2010/main" val="0"/>
+                        </a:ext>
+                      </a:extLst>
+                    </a:blip>
+                    <a:srcRect/>
+                    <a:stretch>
+                      <a:fillRect/>
+                    </a:stretch>
+                  </pic:blipFill>
+                  <pic:spPr bwMode="auto">
+                    <a:xfrm>
+                      <a:off x="0" y="0"/>
+                      <a:ext cx="1996440" cy="594360"/>
+                    </a:xfrm>
+                    <a:prstGeom prst="rect">
+                      <a:avLst/>
+                    </a:prstGeom>
+                    <a:noFill/>
+                    <a:ln>
+                      <a:noFill/>
+                    </a:ln>
+                  </pic:spPr>
+                </pic:pic>
+              </a:graphicData>
+            </a:graphic>
+          </wp:inline>
+        </w:drawing>
+      </w:r>
+    </w:p>
+    <w:p>
+      <w:pPr>
+        <w:pStyle w:val="af0"/>
+      </w:pPr>
+      <w:r>
+        <w:t xml:space="preserve">Рисунок </w:t>
+      </w:r>
+      <w:r>
+        <w:fldChar w:fldCharType="begin"/>
+      </w:r>
+      <w:r>
+        <w:instrText xml:space="preserve"> SEQ Рисунок \* ARABIC </w:instrText>
+      </w:r>
+      <w:r>
+        <w:fldChar w:fldCharType="separate"/>
+      </w:r>
+      <w:r>
+        <w:rPr>
+          <w:noProof/>
+        </w:rPr>
+        <w:t>13</w:t>
+      </w:r>
+      <w:r>
+        <w:fldChar w:fldCharType="end"/>
+      </w:r>
+      <w:r>
+        <w:t xml:space="preserve"> - Среднее арифметическое и фильтр</w:t>
+      </w:r>
+    </w:p>
+    <w:p>
+      <w:pPr>
+        <w:ind w:firstLine="0"/>
+        <w:jc w:val="center"/>
+      </w:pPr>
+    </w:p>
+    <w:p>
+      <w:pPr>
+        <w:keepNext/>
+        <w:ind w:firstLine="0"/>
+        <w:jc w:val="center"/>
+      </w:pPr>
+      <w:r>
+        <w:rPr>
+          <w:noProof/>
+          <w14:ligatures w14:val="standardContextual"/>
+        </w:rPr>
+        <w:drawing>
+          <wp:inline distT="0" distB="0" distL="0" distR="0" wp14:anchorId="0C6A10D6" wp14:editId="5C149764">
+            <wp:extent cx="2352381" cy="504762"/>
+            <wp:effectExtent l="0" t="0" r="0" b="0"/>
+            <wp:docPr id="13" name="Рисунок 13"/>
+            <wp:cNvGraphicFramePr>
+              <a:graphicFrameLocks xmlns:a="http://schemas.openxmlformats.org/drawingml/2006/main" noChangeAspect="1"/>
+            </wp:cNvGraphicFramePr>
+            <a:graphic xmlns:a="http://schemas.openxmlformats.org/drawingml/2006/main">
+              <a:graphicData uri="http://schemas.openxmlformats.org/drawingml/2006/picture">
+                <pic:pic xmlns:pic="http://schemas.openxmlformats.org/drawingml/2006/picture">
+                  <pic:nvPicPr>
+                    <pic:cNvPr id="1" name=""/>
+                    <pic:cNvPicPr/>
+                  </pic:nvPicPr>
+                  <pic:blipFill>
+                    <a:blip r:embed="rId23"/>
+                    <a:stretch>
+                      <a:fillRect/>
+                    </a:stretch>
+                  </pic:blipFill>
+                  <pic:spPr>
+                    <a:xfrm>
+                      <a:off x="0" y="0"/>
+                      <a:ext cx="2352381" cy="504762"/>
+                    </a:xfrm>
+                    <a:prstGeom prst="rect">
+                      <a:avLst/>
+                    </a:prstGeom>
+                  </pic:spPr>
+                </pic:pic>
+              </a:graphicData>
+            </a:graphic>
+          </wp:inline>
+        </w:drawing>
+      </w:r>
+    </w:p>
+    <w:p>
+      <w:pPr>
+        <w:pStyle w:val="af0"/>
+        <w:rPr>
+          <w:lang w:val="en-US"/>
+        </w:rPr>
+      </w:pPr>
+      <w:r>
+        <w:t xml:space="preserve">Рисунок </w:t>
+      </w:r>
+      <w:r>
+        <w:fldChar w:fldCharType="begin"/>
+      </w:r>
+      <w:r>
+        <w:instrText xml:space="preserve"> SEQ Рисунок \* ARABIC </w:instrText>
+      </w:r>
+      <w:r>
+        <w:fldChar w:fldCharType="separate"/>
+      </w:r>
+      <w:r>
+        <w:rPr>
+          <w:noProof/>
+        </w:rPr>
+        <w:t>14</w:t>
+      </w:r>
+      <w:r>
+        <w:fldChar w:fldCharType="end"/>
+      </w:r>
+      <w:r>
+        <w:t xml:space="preserve"> - Сохранение в файл</w:t>
+      </w:r>
+    </w:p>
+    <w:p>
+      <w:pPr>
+        <w:ind w:firstLine="0"/>
+        <w:jc w:val="center"/>
+        <w:rPr>
+          <w:lang w:val="en-US"/>
+        </w:rPr>
+      </w:pPr>
+    </w:p>
+    <w:p>
+      <w:pPr>
+        <w:keepNext/>
+        <w:ind w:firstLine="0"/>
+        <w:jc w:val="center"/>
+      </w:pPr>
+      <w:r>
+        <w:rPr>
+          <w:noProof/>
+          <w14:ligatures w14:val="standardContextual"/>
+        </w:rPr>
+        <w:drawing>
+          <wp:inline distT="0" distB="0" distL="0" distR="0" wp14:anchorId="1569D16D" wp14:editId="586CB0FC">
+            <wp:extent cx="5940425" cy="561340"/>
+            <wp:effectExtent l="0" t="0" r="3175" b="0"/>
+            <wp:docPr id="12" name="Рисунок 12"/>
+            <wp:cNvGraphicFramePr>
+              <a:graphicFrameLocks xmlns:a="http://schemas.openxmlformats.org/drawingml/2006/main" noChangeAspect="1"/>
+            </wp:cNvGraphicFramePr>
+            <a:graphic xmlns:a="http://schemas.openxmlformats.org/drawingml/2006/main">
+              <a:graphicData uri="http://schemas.openxmlformats.org/drawingml/2006/picture">
+                <pic:pic xmlns:pic="http://schemas.openxmlformats.org/drawingml/2006/picture">
+                  <pic:nvPicPr>
+                    <pic:cNvPr id="1" name=""/>
+                    <pic:cNvPicPr/>
+                  </pic:nvPicPr>
+                  <pic:blipFill>
+                    <a:blip r:embed="rId24"/>
+                    <a:stretch>
+                      <a:fillRect/>
+                    </a:stretch>
+                  </pic:blipFill>
+                  <pic:spPr>
+                    <a:xfrm>
+                      <a:off x="0" y="0"/>
+                      <a:ext cx="5940425" cy="561340"/>
+                    </a:xfrm>
+                    <a:prstGeom prst="rect">
+                      <a:avLst/>
+                    </a:prstGeom>
+                  </pic:spPr>
+                </pic:pic>
+              </a:graphicData>
+            </a:graphic>
+          </wp:inline>
+        </w:drawing>
+      </w:r>
+    </w:p>
+    <w:p>
+      <w:pPr>
+        <w:pStyle w:val="af0"/>
+      </w:pPr>
+      <w:r>
+        <w:t xml:space="preserve">Рисунок </w:t>
+      </w:r>
+      <w:r>
+        <w:fldChar w:fldCharType="begin"/>
+      </w:r>
+      <w:r>
+        <w:instrText xml:space="preserve"> SEQ Рисунок \* ARABIC </w:instrText>
+      </w:r>
+      <w:r>
+        <w:fldChar w:fldCharType="separate"/>
+      </w:r>
+      <w:r>
+        <w:rPr>
+          <w:noProof/>
+        </w:rPr>
+        <w:t>15</w:t>
+      </w:r>
+      <w:r>
+        <w:fldChar w:fldCharType="end"/>
+      </w:r>
+      <w:r>
+        <w:t xml:space="preserve"> - Файл с сохраненными данными</w:t>
+      </w:r>
+    </w:p>
+    <w:p>
+      <w:pPr>
+        <w:ind w:firstLine="0"/>
+        <w:jc w:val="center"/>
+      </w:pPr>
+    </w:p>
+    <w:p>
+      <w:pPr>
+        <w:keepNext/>
+        <w:ind w:firstLine="0"/>
+        <w:jc w:val="center"/>
+      </w:pPr>
+      <w:r>
+        <w:rPr>
+          <w:noProof/>
+          <w14:ligatures w14:val="standardContextual"/>
+        </w:rPr>
+        <w:drawing>
+          <wp:inline distT="0" distB="0" distL="0" distR="0" wp14:anchorId="7969C8AF" wp14:editId="6A44E765">
+            <wp:extent cx="2257143" cy="542857"/>
+            <wp:effectExtent l="0" t="0" r="0" b="0"/>
+            <wp:docPr id="14" name="Рисунок 14"/>
+            <wp:cNvGraphicFramePr>
+              <a:graphicFrameLocks xmlns:a="http://schemas.openxmlformats.org/drawingml/2006/main" noChangeAspect="1"/>
+            </wp:cNvGraphicFramePr>
+            <a:graphic xmlns:a="http://schemas.openxmlformats.org/drawingml/2006/main">
+              <a:graphicData uri="http://schemas.openxmlformats.org/drawingml/2006/picture">
+                <pic:pic xmlns:pic="http://schemas.openxmlformats.org/drawingml/2006/picture">
+                  <pic:nvPicPr>
+                    <pic:cNvPr id="1" name=""/>
+                    <pic:cNvPicPr/>
+                  </pic:nvPicPr>
+                  <pic:blipFill>
+                    <a:blip r:embed="rId25"/>
+                    <a:stretch>
+                      <a:fillRect/>
+                    </a:stretch>
+                  </pic:blipFill>
+                  <pic:spPr>
+                    <a:xfrm>
+                      <a:off x="0" y="0"/>
+                      <a:ext cx="2257143" cy="542857"/>
+                    </a:xfrm>
+                    <a:prstGeom prst="rect">
+                      <a:avLst/>
+                    </a:prstGeom>
+                  </pic:spPr>
+                </pic:pic>
+              </a:graphicData>
+            </a:graphic>
+          </wp:inline>
+        </w:drawing>
+      </w:r>
+    </w:p>
+    <w:p>
+      <w:pPr>
+        <w:pStyle w:val="af0"/>
+        <w:rPr>
+          <w:lang w:val="en-US"/>
+        </w:rPr>
+      </w:pPr>
+      <w:r>
+        <w:t xml:space="preserve">Рисунок </w:t>
+      </w:r>
+      <w:r>
+        <w:fldChar w:fldCharType="begin"/>
+      </w:r>
+      <w:r>
+        <w:instrText xml:space="preserve"> SEQ Рисунок \* ARABIC </w:instrText>
+      </w:r>
+      <w:r>
+        <w:fldChar w:fldCharType="separate"/>
+      </w:r>
+      <w:r>
+        <w:rPr>
+          <w:noProof/>
+        </w:rPr>
+        <w:t>16</w:t>
+      </w:r>
+      <w:r>
+        <w:fldChar w:fldCharType="end"/>
+      </w:r>
+      <w:r>
+        <w:t xml:space="preserve"> - Загрузка из файла</w:t>
+      </w:r>
+    </w:p>
+    <w:p>
+      <w:pPr>
+        <w:ind w:firstLine="0"/>
+        <w:jc w:val="center"/>
+        <w:rPr>
+          <w:lang w:val="en-US"/>
+        </w:rPr>
+      </w:pPr>
+    </w:p>
+    <w:p>
+      <w:pPr>
+        <w:keepNext/>
+        <w:ind w:firstLine="0"/>
+        <w:jc w:val="center"/>
+      </w:pPr>
+      <w:r>
+        <w:rPr>
+          <w:noProof/>
+          <w14:ligatures w14:val="standardContextual"/>
+        </w:rPr>
+        <w:lastRenderedPageBreak/>
+        <w:drawing>
+          <wp:inline distT="0" distB="0" distL="0" distR="0" wp14:anchorId="0C9DBE07" wp14:editId="1A8FDD53">
+            <wp:extent cx="2780952" cy="1047619"/>
+            <wp:effectExtent l="0" t="0" r="635" b="635"/>
+            <wp:docPr id="16" name="Рисунок 16"/>
+            <wp:cNvGraphicFramePr>
+              <a:graphicFrameLocks xmlns:a="http://schemas.openxmlformats.org/drawingml/2006/main" noChangeAspect="1"/>
+            </wp:cNvGraphicFramePr>
+            <a:graphic xmlns:a="http://schemas.openxmlformats.org/drawingml/2006/main">
+              <a:graphicData uri="http://schemas.openxmlformats.org/drawingml/2006/picture">
+                <pic:pic xmlns:pic="http://schemas.openxmlformats.org/drawingml/2006/picture">
+                  <pic:nvPicPr>
+                    <pic:cNvPr id="1" name=""/>
+                    <pic:cNvPicPr/>
+                  </pic:nvPicPr>
+                  <pic:blipFill>
+                    <a:blip r:embed="rId26"/>
+                    <a:stretch>
+                      <a:fillRect/>
+                    </a:stretch>
+                  </pic:blipFill>
+                  <pic:spPr>
+                    <a:xfrm>
+                      <a:off x="0" y="0"/>
+                      <a:ext cx="2780952" cy="1047619"/>
+                    </a:xfrm>
+                    <a:prstGeom prst="rect">
+                      <a:avLst/>
+                    </a:prstGeom>
+                  </pic:spPr>
+                </pic:pic>
+              </a:graphicData>
+            </a:graphic>
+          </wp:inline>
+        </w:drawing>
+      </w:r>
+    </w:p>
+    <w:p>
+      <w:pPr>
+        <w:pStyle w:val="af0"/>
+        <w:rPr>
+          <w:lang w:val="en-US"/>
+        </w:rPr>
+      </w:pPr>
+      <w:r>
+        <w:t xml:space="preserve">Рисунок </w:t>
+      </w:r>
+      <w:r>
+        <w:fldChar w:fldCharType="begin"/>
+      </w:r>
+      <w:r>
+        <w:instrText xml:space="preserve"> SEQ Рисунок \* ARABIC </w:instrText>
+      </w:r>
+      <w:r>
+        <w:fldChar w:fldCharType="separate"/>
+      </w:r>
+      <w:r>
+        <w:rPr>
+          <w:noProof/>
+        </w:rPr>
+        <w:t>17</w:t>
+      </w:r>
+      <w:r>
+        <w:fldChar w:fldCharType="end"/>
+      </w:r>
+      <w:r>
+        <w:t xml:space="preserve"> - Тест операторов</w:t>
+      </w:r>
+    </w:p>
+    <w:p>
+      <w:pPr>
+        <w:ind w:firstLine="0"/>
+        <w:jc w:val="center"/>
+        <w:rPr>
+          <w:lang w:val="en-US"/>
+        </w:rPr>
+      </w:pPr>
+    </w:p>
+    <w:p>
+      <w:pPr>
+        <w:keepNext/>
+        <w:ind w:firstLine="0"/>
+        <w:jc w:val="center"/>
+      </w:pPr>
+      <w:r>
+        <w:rPr>
+          <w:noProof/>
+          <w14:ligatures w14:val="standardContextual"/>
+        </w:rPr>
+        <w:drawing>
+          <wp:inline distT="0" distB="0" distL="0" distR="0" wp14:anchorId="432EF54D" wp14:editId="7B856A47">
+            <wp:extent cx="3038095" cy="3638095"/>
+            <wp:effectExtent l="0" t="0" r="0" b="635"/>
+            <wp:docPr id="17" name="Рисунок 17"/>
+            <wp:cNvGraphicFramePr>
+              <a:graphicFrameLocks xmlns:a="http://schemas.openxmlformats.org/drawingml/2006/main" noChangeAspect="1"/>
+            </wp:cNvGraphicFramePr>
+            <a:graphic xmlns:a="http://schemas.openxmlformats.org/drawingml/2006/main">
+              <a:graphicData uri="http://schemas.openxmlformats.org/drawingml/2006/picture">
+                <pic:pic xmlns:pic="http://schemas.openxmlformats.org/drawingml/2006/picture">
+                  <pic:nvPicPr>
+                    <pic:cNvPr id="1" name=""/>
+                    <pic:cNvPicPr/>
+                  </pic:nvPicPr>
+                  <pic:blipFill>
+                    <a:blip r:embed="rId27"/>
+                    <a:stretch>
+                      <a:fillRect/>
+                    </a:stretch>
+                  </pic:blipFill>
+                  <pic:spPr>
+                    <a:xfrm>
+                      <a:off x="0" y="0"/>
+                      <a:ext cx="3038095" cy="3638095"/>
+                    </a:xfrm>
+                    <a:prstGeom prst="rect">
+                      <a:avLst/>
+                    </a:prstGeom>
+                  </pic:spPr>
+                </pic:pic>
+              </a:graphicData>
+            </a:graphic>
+          </wp:inline>
+        </w:drawing>
+      </w:r>
+    </w:p>
+    <w:p>
+      <w:pPr>
+        <w:pStyle w:val="af0"/>
+        <w:rPr>
+          <w:lang w:val="en-US"/>
+        </w:rPr>
+      </w:pPr>
+      <w:r>
+        <w:t xml:space="preserve">Рисунок </w:t>
+      </w:r>
+      <w:r>
+        <w:fldChar w:fldCharType="begin"/>
+      </w:r>
+      <w:r>
+        <w:instrText xml:space="preserve"> SEQ Рисунок \* ARABIC </w:instrText>
+      </w:r>
+      <w:r>
+        <w:fldChar w:fldCharType="separate"/>
+      </w:r>
+      <w:r>
+        <w:rPr>
+          <w:noProof/>
+        </w:rPr>
+        <w:t>18</w:t>
+      </w:r>
+      <w:r>
+        <w:fldChar w:fldCharType="end"/>
+      </w:r>
+      <w:r>
+        <w:t xml:space="preserve"> - Использование </w:t>
+      </w:r>
+      <w:r>
+        <w:rPr>
+          <w:lang w:val="en-US"/>
+        </w:rPr>
+        <w:t>operator</w:t>
+      </w:r>
+      <w:r>
+        <w:rPr>
+          <w:lang w:val="en-US"/>
+        </w:rPr>
+        <w:t>&gt;&gt;</w:t>
       </w:r>
     </w:p>
     <w:bookmarkEnd w:id="2"/>
@@ -6555,6 +6925,7 @@
   <w:style w:type="character" w:default="1" w:styleId="a0">
     <w:name w:val="Default Paragraph Font"/>
     <w:uiPriority w:val="1"/>
+    <w:semiHidden/>
     <w:unhideWhenUsed/>
   </w:style>
   <w:style w:type="table" w:default="1" w:styleId="a1">
